--- a/Documentation/Task2_AILog_LL-000020927_Chukwudolue_T.docx
+++ b/Documentation/Task2_AILog_LL-000020927_Chukwudolue_T.docx
@@ -2,15 +2,957 @@
 <file path=word/document.xml><?xml version="1.0" encoding="utf-8"?>
 <w:document xmlns:wpc="http://schemas.microsoft.com/office/word/2010/wordprocessingCanvas" xmlns:cx="http://schemas.microsoft.com/office/drawing/2014/chartex" xmlns:cx1="http://schemas.microsoft.com/office/drawing/2015/9/8/chartex" xmlns:cx2="http://schemas.microsoft.com/office/drawing/2015/10/21/chartex" xmlns:cx3="http://schemas.microsoft.com/office/drawing/2016/5/9/chartex" xmlns:cx4="http://schemas.microsoft.com/office/drawing/2016/5/10/chartex" xmlns:cx5="http://schemas.microsoft.com/office/drawing/2016/5/11/chartex" xmlns:cx6="http://schemas.microsoft.com/office/drawing/2016/5/12/chartex" xmlns:cx7="http://schemas.microsoft.com/office/drawing/2016/5/13/chartex" xmlns:cx8="http://schemas.microsoft.com/office/drawing/2016/5/14/chartex" xmlns:mc="http://schemas.openxmlformats.org/markup-compatibility/2006" xmlns:aink="http://schemas.microsoft.com/office/drawing/2016/ink" xmlns:am3d="http://schemas.microsoft.com/office/drawing/2017/model3d" xmlns:o="urn:schemas-microsoft-com:office:office" xmlns:r="http://schemas.openxmlformats.org/officeDocument/2006/relationships" xmlns:m="http://schemas.openxmlformats.org/officeDocument/2006/math" xmlns:v="urn:schemas-microsoft-com:vml" xmlns:wp14="http://schemas.microsoft.com/office/word/2010/wordprocessingDrawing" xmlns:wp="http://schemas.openxmlformats.org/drawingml/2006/wordprocessingDrawing" xmlns:w10="urn:schemas-microsoft-com:office:word" xmlns:w="http://schemas.openxmlformats.org/wordprocessingml/2006/main" xmlns:w14="http://schemas.microsoft.com/office/word/2010/wordml" xmlns:w15="http://schemas.microsoft.com/office/word/2012/wordml" xmlns:w16cex="http://schemas.microsoft.com/office/word/2018/wordml/cex" xmlns:w16cid="http://schemas.microsoft.com/office/word/2016/wordml/cid" xmlns:w16="http://schemas.microsoft.com/office/word/2018/wordml" xmlns:w16sdtdh="http://schemas.microsoft.com/office/word/2020/wordml/sdtdatahash" xmlns:w16se="http://schemas.microsoft.com/office/word/2015/wordml/symex" xmlns:wpg="http://schemas.microsoft.com/office/word/2010/wordprocessingGroup" xmlns:wpi="http://schemas.microsoft.com/office/word/2010/wordprocessingInk" xmlns:wne="http://schemas.microsoft.com/office/word/2006/wordml" xmlns:wps="http://schemas.microsoft.com/office/word/2010/wordprocessingShape" mc:Ignorable="w14 w15 w16se w16cid w16 w16cex w16sdtdh wp14">
   <w:body>
-    <w:p/>
+    <w:p>
+      <w:pPr>
+        <w:pStyle w:val="Heading"/>
+      </w:pPr>
+      <w:r>
+        <w:t xml:space="preserve">Task </w:t>
+      </w:r>
+      <w:r>
+        <w:rPr>
+          <w:bCs/>
+        </w:rPr>
+        <w:t>1</w:t>
+      </w:r>
+      <w:r>
+        <w:rPr>
+          <w:bCs/>
+        </w:rPr>
+        <w:t>: Activity B</w:t>
+      </w:r>
+      <w:r>
+        <w:t xml:space="preserve"> –</w:t>
+      </w:r>
+      <w:r>
+        <w:t xml:space="preserve"> </w:t>
+      </w:r>
+      <w:r>
+        <w:rPr>
+          <w:bCs/>
+        </w:rPr>
+        <w:t>AI</w:t>
+      </w:r>
+      <w:r>
+        <w:rPr>
+          <w:bCs/>
+        </w:rPr>
+        <w:t xml:space="preserve"> Log</w:t>
+      </w:r>
+    </w:p>
+    <w:tbl>
+      <w:tblPr>
+        <w:tblStyle w:val="TableGrid"/>
+        <w:tblW w:w="5000" w:type="pct"/>
+        <w:tblLayout w:type="fixed"/>
+        <w:tblLook w:val="04A0" w:firstRow="1" w:lastRow="0" w:firstColumn="1" w:lastColumn="0" w:noHBand="0" w:noVBand="1"/>
+      </w:tblPr>
+      <w:tblGrid>
+        <w:gridCol w:w="3539"/>
+        <w:gridCol w:w="3741"/>
+        <w:gridCol w:w="3640"/>
+        <w:gridCol w:w="3640"/>
+      </w:tblGrid>
+      <w:tr>
+        <w:tc>
+          <w:tcPr>
+            <w:tcW w:w="3539" w:type="dxa"/>
+            <w:shd w:val="clear" w:color="auto" w:fill="DFE1E1"/>
+          </w:tcPr>
+          <w:p>
+            <w:pPr>
+              <w:pStyle w:val="Tablehead"/>
+            </w:pPr>
+            <w:r>
+              <w:rPr>
+                <w:bCs/>
+                <w:lang w:val="en-GB"/>
+              </w:rPr>
+              <w:t xml:space="preserve">AI </w:t>
+            </w:r>
+            <w:r>
+              <w:rPr>
+                <w:bCs/>
+                <w:lang w:val="en-GB"/>
+              </w:rPr>
+              <w:t>m</w:t>
+            </w:r>
+            <w:r>
+              <w:rPr>
+                <w:bCs/>
+                <w:lang w:val="en-GB"/>
+              </w:rPr>
+              <w:t xml:space="preserve">odel </w:t>
+            </w:r>
+            <w:r>
+              <w:rPr>
+                <w:bCs/>
+                <w:lang w:val="en-GB"/>
+              </w:rPr>
+              <w:t>u</w:t>
+            </w:r>
+            <w:r>
+              <w:rPr>
+                <w:bCs/>
+                <w:lang w:val="en-GB"/>
+              </w:rPr>
+              <w:t>sed</w:t>
+            </w:r>
+          </w:p>
+        </w:tc>
+        <w:tc>
+          <w:tcPr>
+            <w:tcW w:w="11021" w:type="dxa"/>
+            <w:gridSpan w:val="3"/>
+            <w:shd w:val="clear" w:color="auto" w:fill="FFFFFF" w:themeFill="background1"/>
+          </w:tcPr>
+          <w:p>
+            <w:pPr>
+              <w:pStyle w:val="Tablehead"/>
+            </w:pPr>
+          </w:p>
+        </w:tc>
+      </w:tr>
+      <w:tr>
+        <w:tc>
+          <w:tcPr>
+            <w:tcW w:w="3539" w:type="dxa"/>
+            <w:shd w:val="clear" w:color="auto" w:fill="DFE1E1"/>
+          </w:tcPr>
+          <w:p>
+            <w:pPr>
+              <w:pStyle w:val="Tablehead"/>
+            </w:pPr>
+            <w:r>
+              <w:rPr>
+                <w:bCs/>
+                <w:lang w:val="en-GB"/>
+              </w:rPr>
+              <w:t>Problem to be solved</w:t>
+            </w:r>
+          </w:p>
+        </w:tc>
+        <w:tc>
+          <w:tcPr>
+            <w:tcW w:w="3741" w:type="dxa"/>
+            <w:shd w:val="clear" w:color="auto" w:fill="DFE1E1"/>
+          </w:tcPr>
+          <w:p>
+            <w:pPr>
+              <w:pStyle w:val="Tablehead"/>
+            </w:pPr>
+            <w:r>
+              <w:rPr>
+                <w:bCs/>
+                <w:lang w:val="en-GB"/>
+              </w:rPr>
+              <w:t>Prompts used</w:t>
+            </w:r>
+          </w:p>
+        </w:tc>
+        <w:tc>
+          <w:tcPr>
+            <w:tcW w:w="3640" w:type="dxa"/>
+            <w:shd w:val="clear" w:color="auto" w:fill="DFE1E1"/>
+          </w:tcPr>
+          <w:p>
+            <w:pPr>
+              <w:pStyle w:val="Tablehead"/>
+            </w:pPr>
+            <w:r>
+              <w:rPr>
+                <w:bCs/>
+                <w:lang w:val="en-GB"/>
+              </w:rPr>
+              <w:t>Output generated</w:t>
+            </w:r>
+          </w:p>
+        </w:tc>
+        <w:tc>
+          <w:tcPr>
+            <w:tcW w:w="3640" w:type="dxa"/>
+            <w:shd w:val="clear" w:color="auto" w:fill="DFE1E1"/>
+          </w:tcPr>
+          <w:p>
+            <w:pPr>
+              <w:pStyle w:val="Tablehead"/>
+            </w:pPr>
+            <w:r>
+              <w:rPr>
+                <w:bCs/>
+                <w:lang w:val="en-GB"/>
+              </w:rPr>
+              <w:t>Review of generated code</w:t>
+            </w:r>
+          </w:p>
+        </w:tc>
+      </w:tr>
+      <w:tr>
+        <w:tc>
+          <w:tcPr>
+            <w:tcW w:w="3539" w:type="dxa"/>
+          </w:tcPr>
+          <w:p>
+            <w:pPr>
+              <w:pStyle w:val="Text"/>
+            </w:pPr>
+            <w:r>
+              <w:t xml:space="preserve">JSON error when migration </w:t>
+            </w:r>
+          </w:p>
+        </w:tc>
+        <w:tc>
+          <w:tcPr>
+            <w:tcW w:w="3741" w:type="dxa"/>
+          </w:tcPr>
+          <w:p>
+            <w:pPr>
+              <w:pStyle w:val="Text"/>
+            </w:pPr>
+            <w:r>
+              <w:t xml:space="preserve">I am trying to migrate but I have a JSON error, </w:t>
+            </w:r>
+            <w:proofErr w:type="gramStart"/>
+            <w:r>
+              <w:t>How</w:t>
+            </w:r>
+            <w:proofErr w:type="gramEnd"/>
+            <w:r>
+              <w:t xml:space="preserve"> do I go about fixing the code </w:t>
+            </w:r>
+          </w:p>
+        </w:tc>
+        <w:tc>
+          <w:tcPr>
+            <w:tcW w:w="3640" w:type="dxa"/>
+          </w:tcPr>
+          <w:p>
+            <w:pPr>
+              <w:pStyle w:val="Text"/>
+            </w:pPr>
+          </w:p>
+        </w:tc>
+        <w:tc>
+          <w:tcPr>
+            <w:tcW w:w="3640" w:type="dxa"/>
+          </w:tcPr>
+          <w:p>
+            <w:pPr>
+              <w:pStyle w:val="Text"/>
+            </w:pPr>
+          </w:p>
+        </w:tc>
+      </w:tr>
+      <w:tr>
+        <w:tc>
+          <w:tcPr>
+            <w:tcW w:w="3539" w:type="dxa"/>
+          </w:tcPr>
+          <w:p>
+            <w:pPr>
+              <w:pStyle w:val="Text"/>
+            </w:pPr>
+            <w:r>
+              <w:t>Had a build error</w:t>
+            </w:r>
+          </w:p>
+        </w:tc>
+        <w:tc>
+          <w:tcPr>
+            <w:tcW w:w="3741" w:type="dxa"/>
+          </w:tcPr>
+          <w:p>
+            <w:pPr>
+              <w:pStyle w:val="Text"/>
+            </w:pPr>
+            <w:proofErr w:type="spellStart"/>
+            <w:r>
+              <w:t>InvalidOperationException</w:t>
+            </w:r>
+            <w:proofErr w:type="spellEnd"/>
+            <w:r>
+              <w:t>: A circular layout reference was detected when rendering '/Views/Shared/_</w:t>
+            </w:r>
+            <w:proofErr w:type="spellStart"/>
+            <w:r>
+              <w:t>Layout.cshtml</w:t>
+            </w:r>
+            <w:proofErr w:type="spellEnd"/>
+            <w:r>
+              <w:t>'. The layout page '/Views/Shared/_</w:t>
+            </w:r>
+            <w:proofErr w:type="spellStart"/>
+            <w:r>
+              <w:t>Layout.cshtml</w:t>
+            </w:r>
+            <w:proofErr w:type="spellEnd"/>
+            <w:r>
+              <w:t>' has already been rendered.</w:t>
+            </w:r>
+          </w:p>
+        </w:tc>
+        <w:tc>
+          <w:tcPr>
+            <w:tcW w:w="3640" w:type="dxa"/>
+          </w:tcPr>
+          <w:p>
+            <w:pPr>
+              <w:pStyle w:val="Text"/>
+            </w:pPr>
+            <w:r>
+              <w:drawing>
+                <wp:inline distT="0" distB="0" distL="0" distR="0" wp14:anchorId="716BA41E" wp14:editId="49840012">
+                  <wp:extent cx="872003" cy="1256306"/>
+                  <wp:effectExtent l="0" t="0" r="4445" b="1270"/>
+                  <wp:docPr id="1" name="Picture 1"/>
+                  <wp:cNvGraphicFramePr>
+                    <a:graphicFrameLocks xmlns:a="http://schemas.openxmlformats.org/drawingml/2006/main" noChangeAspect="1"/>
+                  </wp:cNvGraphicFramePr>
+                  <a:graphic xmlns:a="http://schemas.openxmlformats.org/drawingml/2006/main">
+                    <a:graphicData uri="http://schemas.openxmlformats.org/drawingml/2006/picture">
+                      <pic:pic xmlns:pic="http://schemas.openxmlformats.org/drawingml/2006/picture">
+                        <pic:nvPicPr>
+                          <pic:cNvPr id="1" name=""/>
+                          <pic:cNvPicPr/>
+                        </pic:nvPicPr>
+                        <pic:blipFill>
+                          <a:blip r:embed="rId9"/>
+                          <a:stretch>
+                            <a:fillRect/>
+                          </a:stretch>
+                        </pic:blipFill>
+                        <pic:spPr>
+                          <a:xfrm>
+                            <a:off x="0" y="0"/>
+                            <a:ext cx="876023" cy="1262098"/>
+                          </a:xfrm>
+                          <a:prstGeom prst="rect">
+                            <a:avLst/>
+                          </a:prstGeom>
+                        </pic:spPr>
+                      </pic:pic>
+                    </a:graphicData>
+                  </a:graphic>
+                </wp:inline>
+              </w:drawing>
+            </w:r>
+          </w:p>
+        </w:tc>
+        <w:tc>
+          <w:tcPr>
+            <w:tcW w:w="3640" w:type="dxa"/>
+          </w:tcPr>
+          <w:p>
+            <w:pPr>
+              <w:pStyle w:val="Text"/>
+            </w:pPr>
+          </w:p>
+        </w:tc>
+      </w:tr>
+      <w:tr>
+        <w:tc>
+          <w:tcPr>
+            <w:tcW w:w="3539" w:type="dxa"/>
+          </w:tcPr>
+          <w:p>
+            <w:pPr>
+              <w:pStyle w:val="Text"/>
+            </w:pPr>
+          </w:p>
+        </w:tc>
+        <w:tc>
+          <w:tcPr>
+            <w:tcW w:w="3741" w:type="dxa"/>
+          </w:tcPr>
+          <w:p>
+            <w:pPr>
+              <w:pStyle w:val="Text"/>
+            </w:pPr>
+          </w:p>
+        </w:tc>
+        <w:tc>
+          <w:tcPr>
+            <w:tcW w:w="3640" w:type="dxa"/>
+          </w:tcPr>
+          <w:p>
+            <w:pPr>
+              <w:pStyle w:val="Text"/>
+            </w:pPr>
+          </w:p>
+        </w:tc>
+        <w:tc>
+          <w:tcPr>
+            <w:tcW w:w="3640" w:type="dxa"/>
+          </w:tcPr>
+          <w:p>
+            <w:pPr>
+              <w:pStyle w:val="Text"/>
+            </w:pPr>
+          </w:p>
+        </w:tc>
+      </w:tr>
+      <w:tr>
+        <w:tc>
+          <w:tcPr>
+            <w:tcW w:w="3539" w:type="dxa"/>
+          </w:tcPr>
+          <w:p>
+            <w:pPr>
+              <w:pStyle w:val="Text"/>
+            </w:pPr>
+          </w:p>
+        </w:tc>
+        <w:tc>
+          <w:tcPr>
+            <w:tcW w:w="3741" w:type="dxa"/>
+          </w:tcPr>
+          <w:p>
+            <w:pPr>
+              <w:pStyle w:val="Text"/>
+            </w:pPr>
+          </w:p>
+        </w:tc>
+        <w:tc>
+          <w:tcPr>
+            <w:tcW w:w="3640" w:type="dxa"/>
+          </w:tcPr>
+          <w:p>
+            <w:pPr>
+              <w:pStyle w:val="Text"/>
+            </w:pPr>
+          </w:p>
+        </w:tc>
+        <w:tc>
+          <w:tcPr>
+            <w:tcW w:w="3640" w:type="dxa"/>
+          </w:tcPr>
+          <w:p>
+            <w:pPr>
+              <w:pStyle w:val="Text"/>
+            </w:pPr>
+          </w:p>
+        </w:tc>
+      </w:tr>
+      <w:tr>
+        <w:tc>
+          <w:tcPr>
+            <w:tcW w:w="3539" w:type="dxa"/>
+          </w:tcPr>
+          <w:p>
+            <w:pPr>
+              <w:pStyle w:val="Text"/>
+            </w:pPr>
+          </w:p>
+        </w:tc>
+        <w:tc>
+          <w:tcPr>
+            <w:tcW w:w="3741" w:type="dxa"/>
+          </w:tcPr>
+          <w:p>
+            <w:pPr>
+              <w:pStyle w:val="Text"/>
+            </w:pPr>
+          </w:p>
+        </w:tc>
+        <w:tc>
+          <w:tcPr>
+            <w:tcW w:w="3640" w:type="dxa"/>
+          </w:tcPr>
+          <w:p>
+            <w:pPr>
+              <w:pStyle w:val="Text"/>
+            </w:pPr>
+          </w:p>
+        </w:tc>
+        <w:tc>
+          <w:tcPr>
+            <w:tcW w:w="3640" w:type="dxa"/>
+          </w:tcPr>
+          <w:p>
+            <w:pPr>
+              <w:pStyle w:val="Text"/>
+            </w:pPr>
+          </w:p>
+        </w:tc>
+      </w:tr>
+    </w:tbl>
+    <w:p>
+      <w:pPr>
+        <w:pStyle w:val="Text"/>
+        <w:rPr>
+          <w:color w:val="FF0000"/>
+        </w:rPr>
+        <w:sectPr>
+          <w:headerReference w:type="even" r:id="rId10"/>
+          <w:headerReference w:type="default" r:id="rId11"/>
+          <w:footerReference w:type="even" r:id="rId12"/>
+          <w:footerReference w:type="default" r:id="rId13"/>
+          <w:headerReference w:type="first" r:id="rId14"/>
+          <w:footerReference w:type="first" r:id="rId15"/>
+          <w:pgSz w:w="16838" w:h="11906" w:orient="landscape" w:code="9"/>
+          <w:pgMar w:top="1985" w:right="1134" w:bottom="1134" w:left="1134" w:header="0" w:footer="0" w:gutter="0"/>
+          <w:cols w:space="720"/>
+          <w:formProt w:val="0"/>
+          <w:docGrid w:linePitch="360"/>
+        </w:sectPr>
+      </w:pPr>
+    </w:p>
+    <w:p>
+      <w:pPr>
+        <w:pStyle w:val="Text"/>
+        <w:rPr>
+          <w:b/>
+        </w:rPr>
+      </w:pPr>
+      <w:r>
+        <w:rPr>
+          <w:b/>
+        </w:rPr>
+        <w:lastRenderedPageBreak/>
+        <w:t>Copyright and Acknowledgements</w:t>
+      </w:r>
+    </w:p>
+    <w:p>
+      <w:pPr>
+        <w:pStyle w:val="Text"/>
+        <w:rPr>
+          <w:bCs/>
+        </w:rPr>
+      </w:pPr>
+      <w:r>
+        <w:rPr>
+          <w:bCs/>
+        </w:rPr>
+        <w:t>‘T-LEVELS’ is a registered trademark of the Department for Education.</w:t>
+      </w:r>
+    </w:p>
+    <w:p>
+      <w:pPr>
+        <w:pStyle w:val="Text"/>
+        <w:rPr>
+          <w:bCs/>
+        </w:rPr>
+      </w:pPr>
+      <w:r>
+        <w:rPr>
+          <w:bCs/>
+        </w:rPr>
+        <w:t>‘T Level’ is a registered trademark of the Institute for Apprenticeships and Technical Education.</w:t>
+      </w:r>
+    </w:p>
+    <w:p>
+      <w:pPr>
+        <w:pStyle w:val="Text"/>
+        <w:rPr>
+          <w:bCs/>
+        </w:rPr>
+      </w:pPr>
+      <w:r>
+        <w:rPr>
+          <w:bCs/>
+        </w:rPr>
+        <w:t>The T Level Technical Qualification is a qualification approved and managed by the Institute for Apprenticeships and Technical Education.</w:t>
+      </w:r>
+    </w:p>
+    <w:p>
+      <w:pPr>
+        <w:pStyle w:val="Text"/>
+        <w:rPr>
+          <w:bCs/>
+        </w:rPr>
+      </w:pPr>
+      <w:r>
+        <w:rPr>
+          <w:bCs/>
+        </w:rPr>
+        <w:t>‘Institute for Apprenticeships &amp; Technical Education’ and logo are registered trademarks of the Institute for Apprenticeships and Technical Education.</w:t>
+      </w:r>
+    </w:p>
+    <w:p>
+      <w:pPr>
+        <w:pStyle w:val="Text"/>
+        <w:rPr>
+          <w:bCs/>
+        </w:rPr>
+      </w:pPr>
+      <w:r>
+        <w:rPr>
+          <w:bCs/>
+        </w:rPr>
+        <w:t>Pearson Education Limited is authorised by the Institute for Apprenticeships and Technical Education to develop and deliver this Technical Qualification.</w:t>
+      </w:r>
+    </w:p>
+    <w:p>
+      <w:pPr>
+        <w:pStyle w:val="Text"/>
+        <w:rPr>
+          <w:bCs/>
+        </w:rPr>
+      </w:pPr>
+      <w:r>
+        <w:rPr>
+          <w:bCs/>
+        </w:rPr>
+        <w:t>Pearson and logo are registered trademarks of Pearson.</w:t>
+      </w:r>
+    </w:p>
+    <w:p>
+      <w:pPr>
+        <w:pStyle w:val="Text"/>
+        <w:rPr>
+          <w:bCs/>
+        </w:rPr>
+      </w:pPr>
+      <w:r>
+        <w:rPr>
+          <w:bCs/>
+        </w:rPr>
+        <w:t>Copyright in this document belongs to, and is used under licence from, the Institute for Apprenticeships and Technical Education, © 2025</w:t>
+      </w:r>
+    </w:p>
     <w:sectPr>
-      <w:pgSz w:w="11906" w:h="16838"/>
-      <w:pgMar w:top="1440" w:right="1440" w:bottom="1440" w:left="1440" w:header="708" w:footer="708" w:gutter="0"/>
-      <w:cols w:space="708"/>
+      <w:headerReference w:type="default" r:id="rId16"/>
+      <w:pgSz w:w="16838" w:h="11906" w:orient="landscape" w:code="9"/>
+      <w:pgMar w:top="1985" w:right="1134" w:bottom="1134" w:left="1134" w:header="0" w:footer="0" w:gutter="0"/>
+      <w:cols w:space="720"/>
+      <w:formProt w:val="0"/>
+      <w:vAlign w:val="bottom"/>
       <w:docGrid w:linePitch="360"/>
     </w:sectPr>
   </w:body>
 </w:document>
+</file>
+
+<file path=word/endnotes.xml><?xml version="1.0" encoding="utf-8"?>
+<w:endnotes xmlns:wpc="http://schemas.microsoft.com/office/word/2010/wordprocessingCanvas" xmlns:cx="http://schemas.microsoft.com/office/drawing/2014/chartex" xmlns:cx1="http://schemas.microsoft.com/office/drawing/2015/9/8/chartex" xmlns:cx2="http://schemas.microsoft.com/office/drawing/2015/10/21/chartex" xmlns:cx3="http://schemas.microsoft.com/office/drawing/2016/5/9/chartex" xmlns:cx4="http://schemas.microsoft.com/office/drawing/2016/5/10/chartex" xmlns:cx5="http://schemas.microsoft.com/office/drawing/2016/5/11/chartex" xmlns:cx6="http://schemas.microsoft.com/office/drawing/2016/5/12/chartex" xmlns:cx7="http://schemas.microsoft.com/office/drawing/2016/5/13/chartex" xmlns:cx8="http://schemas.microsoft.com/office/drawing/2016/5/14/chartex" xmlns:mc="http://schemas.openxmlformats.org/markup-compatibility/2006" xmlns:aink="http://schemas.microsoft.com/office/drawing/2016/ink" xmlns:am3d="http://schemas.microsoft.com/office/drawing/2017/model3d" xmlns:o="urn:schemas-microsoft-com:office:office" xmlns:r="http://schemas.openxmlformats.org/officeDocument/2006/relationships" xmlns:m="http://schemas.openxmlformats.org/officeDocument/2006/math" xmlns:v="urn:schemas-microsoft-com:vml" xmlns:wp14="http://schemas.microsoft.com/office/word/2010/wordprocessingDrawing" xmlns:wp="http://schemas.openxmlformats.org/drawingml/2006/wordprocessingDrawing" xmlns:w10="urn:schemas-microsoft-com:office:word" xmlns:w="http://schemas.openxmlformats.org/wordprocessingml/2006/main" xmlns:w14="http://schemas.microsoft.com/office/word/2010/wordml" xmlns:w15="http://schemas.microsoft.com/office/word/2012/wordml" xmlns:w16cex="http://schemas.microsoft.com/office/word/2018/wordml/cex" xmlns:w16cid="http://schemas.microsoft.com/office/word/2016/wordml/cid" xmlns:w16="http://schemas.microsoft.com/office/word/2018/wordml" xmlns:w16sdtdh="http://schemas.microsoft.com/office/word/2020/wordml/sdtdatahash" xmlns:w16se="http://schemas.microsoft.com/office/word/2015/wordml/symex" xmlns:wpg="http://schemas.microsoft.com/office/word/2010/wordprocessingGroup" xmlns:wpi="http://schemas.microsoft.com/office/word/2010/wordprocessingInk" xmlns:wne="http://schemas.microsoft.com/office/word/2006/wordml" xmlns:wps="http://schemas.microsoft.com/office/word/2010/wordprocessingShape" mc:Ignorable="w14 w15 w16se w16cid w16 w16cex w16sdtdh wp14">
+  <w:endnote w:type="separator" w:id="-1">
+    <w:p>
+      <w:r>
+        <w:separator/>
+      </w:r>
+    </w:p>
+  </w:endnote>
+  <w:endnote w:type="continuationSeparator" w:id="0">
+    <w:p>
+      <w:r>
+        <w:continuationSeparator/>
+      </w:r>
+    </w:p>
+  </w:endnote>
+</w:endnotes>
+</file>
+
+<file path=word/footer1.xml><?xml version="1.0" encoding="utf-8"?>
+<w:ftr xmlns:wpc="http://schemas.microsoft.com/office/word/2010/wordprocessingCanvas" xmlns:cx="http://schemas.microsoft.com/office/drawing/2014/chartex" xmlns:cx1="http://schemas.microsoft.com/office/drawing/2015/9/8/chartex" xmlns:cx2="http://schemas.microsoft.com/office/drawing/2015/10/21/chartex" xmlns:cx3="http://schemas.microsoft.com/office/drawing/2016/5/9/chartex" xmlns:cx4="http://schemas.microsoft.com/office/drawing/2016/5/10/chartex" xmlns:cx5="http://schemas.microsoft.com/office/drawing/2016/5/11/chartex" xmlns:cx6="http://schemas.microsoft.com/office/drawing/2016/5/12/chartex" xmlns:cx7="http://schemas.microsoft.com/office/drawing/2016/5/13/chartex" xmlns:cx8="http://schemas.microsoft.com/office/drawing/2016/5/14/chartex" xmlns:mc="http://schemas.openxmlformats.org/markup-compatibility/2006" xmlns:aink="http://schemas.microsoft.com/office/drawing/2016/ink" xmlns:am3d="http://schemas.microsoft.com/office/drawing/2017/model3d" xmlns:o="urn:schemas-microsoft-com:office:office" xmlns:r="http://schemas.openxmlformats.org/officeDocument/2006/relationships" xmlns:m="http://schemas.openxmlformats.org/officeDocument/2006/math" xmlns:v="urn:schemas-microsoft-com:vml" xmlns:wp14="http://schemas.microsoft.com/office/word/2010/wordprocessingDrawing" xmlns:wp="http://schemas.openxmlformats.org/drawingml/2006/wordprocessingDrawing" xmlns:w10="urn:schemas-microsoft-com:office:word" xmlns:w="http://schemas.openxmlformats.org/wordprocessingml/2006/main" xmlns:w14="http://schemas.microsoft.com/office/word/2010/wordml" xmlns:w15="http://schemas.microsoft.com/office/word/2012/wordml" xmlns:w16cex="http://schemas.microsoft.com/office/word/2018/wordml/cex" xmlns:w16cid="http://schemas.microsoft.com/office/word/2016/wordml/cid" xmlns:w16="http://schemas.microsoft.com/office/word/2018/wordml" xmlns:w16sdtdh="http://schemas.microsoft.com/office/word/2020/wordml/sdtdatahash" xmlns:w16se="http://schemas.microsoft.com/office/word/2015/wordml/symex" xmlns:wpg="http://schemas.microsoft.com/office/word/2010/wordprocessingGroup" xmlns:wpi="http://schemas.microsoft.com/office/word/2010/wordprocessingInk" xmlns:wne="http://schemas.microsoft.com/office/word/2006/wordml" xmlns:wps="http://schemas.microsoft.com/office/word/2010/wordprocessingShape" mc:Ignorable="w14 w15 w16se w16cid w16 w16cex w16sdtdh wp14">
+  <w:p>
+    <w:pPr>
+      <w:pStyle w:val="Footer"/>
+    </w:pPr>
+  </w:p>
+</w:ftr>
+</file>
+
+<file path=word/footer2.xml><?xml version="1.0" encoding="utf-8"?>
+<w:ftr xmlns:wpc="http://schemas.microsoft.com/office/word/2010/wordprocessingCanvas" xmlns:cx="http://schemas.microsoft.com/office/drawing/2014/chartex" xmlns:cx1="http://schemas.microsoft.com/office/drawing/2015/9/8/chartex" xmlns:cx2="http://schemas.microsoft.com/office/drawing/2015/10/21/chartex" xmlns:cx3="http://schemas.microsoft.com/office/drawing/2016/5/9/chartex" xmlns:cx4="http://schemas.microsoft.com/office/drawing/2016/5/10/chartex" xmlns:cx5="http://schemas.microsoft.com/office/drawing/2016/5/11/chartex" xmlns:cx6="http://schemas.microsoft.com/office/drawing/2016/5/12/chartex" xmlns:cx7="http://schemas.microsoft.com/office/drawing/2016/5/13/chartex" xmlns:cx8="http://schemas.microsoft.com/office/drawing/2016/5/14/chartex" xmlns:mc="http://schemas.openxmlformats.org/markup-compatibility/2006" xmlns:aink="http://schemas.microsoft.com/office/drawing/2016/ink" xmlns:am3d="http://schemas.microsoft.com/office/drawing/2017/model3d" xmlns:o="urn:schemas-microsoft-com:office:office" xmlns:r="http://schemas.openxmlformats.org/officeDocument/2006/relationships" xmlns:m="http://schemas.openxmlformats.org/officeDocument/2006/math" xmlns:v="urn:schemas-microsoft-com:vml" xmlns:wp14="http://schemas.microsoft.com/office/word/2010/wordprocessingDrawing" xmlns:wp="http://schemas.openxmlformats.org/drawingml/2006/wordprocessingDrawing" xmlns:w10="urn:schemas-microsoft-com:office:word" xmlns:w="http://schemas.openxmlformats.org/wordprocessingml/2006/main" xmlns:w14="http://schemas.microsoft.com/office/word/2010/wordml" xmlns:w15="http://schemas.microsoft.com/office/word/2012/wordml" xmlns:w16cex="http://schemas.microsoft.com/office/word/2018/wordml/cex" xmlns:w16cid="http://schemas.microsoft.com/office/word/2016/wordml/cid" xmlns:w16="http://schemas.microsoft.com/office/word/2018/wordml" xmlns:w16sdtdh="http://schemas.microsoft.com/office/word/2020/wordml/sdtdatahash" xmlns:w16se="http://schemas.microsoft.com/office/word/2015/wordml/symex" xmlns:wpg="http://schemas.microsoft.com/office/word/2010/wordprocessingGroup" xmlns:wpi="http://schemas.microsoft.com/office/word/2010/wordprocessingInk" xmlns:wne="http://schemas.microsoft.com/office/word/2006/wordml" xmlns:wps="http://schemas.microsoft.com/office/word/2010/wordprocessingShape" mc:Ignorable="w14 w15 w16se w16cid w16 w16cex w16sdtdh wp14">
+  <w:p>
+    <w:pPr>
+      <w:pStyle w:val="Footer"/>
+    </w:pPr>
+  </w:p>
+</w:ftr>
+</file>
+
+<file path=word/footer3.xml><?xml version="1.0" encoding="utf-8"?>
+<w:ftr xmlns:wpc="http://schemas.microsoft.com/office/word/2010/wordprocessingCanvas" xmlns:cx="http://schemas.microsoft.com/office/drawing/2014/chartex" xmlns:cx1="http://schemas.microsoft.com/office/drawing/2015/9/8/chartex" xmlns:cx2="http://schemas.microsoft.com/office/drawing/2015/10/21/chartex" xmlns:cx3="http://schemas.microsoft.com/office/drawing/2016/5/9/chartex" xmlns:cx4="http://schemas.microsoft.com/office/drawing/2016/5/10/chartex" xmlns:cx5="http://schemas.microsoft.com/office/drawing/2016/5/11/chartex" xmlns:cx6="http://schemas.microsoft.com/office/drawing/2016/5/12/chartex" xmlns:cx7="http://schemas.microsoft.com/office/drawing/2016/5/13/chartex" xmlns:cx8="http://schemas.microsoft.com/office/drawing/2016/5/14/chartex" xmlns:mc="http://schemas.openxmlformats.org/markup-compatibility/2006" xmlns:aink="http://schemas.microsoft.com/office/drawing/2016/ink" xmlns:am3d="http://schemas.microsoft.com/office/drawing/2017/model3d" xmlns:o="urn:schemas-microsoft-com:office:office" xmlns:r="http://schemas.openxmlformats.org/officeDocument/2006/relationships" xmlns:m="http://schemas.openxmlformats.org/officeDocument/2006/math" xmlns:v="urn:schemas-microsoft-com:vml" xmlns:wp14="http://schemas.microsoft.com/office/word/2010/wordprocessingDrawing" xmlns:wp="http://schemas.openxmlformats.org/drawingml/2006/wordprocessingDrawing" xmlns:w10="urn:schemas-microsoft-com:office:word" xmlns:w="http://schemas.openxmlformats.org/wordprocessingml/2006/main" xmlns:w14="http://schemas.microsoft.com/office/word/2010/wordml" xmlns:w15="http://schemas.microsoft.com/office/word/2012/wordml" xmlns:w16cex="http://schemas.microsoft.com/office/word/2018/wordml/cex" xmlns:w16cid="http://schemas.microsoft.com/office/word/2016/wordml/cid" xmlns:w16="http://schemas.microsoft.com/office/word/2018/wordml" xmlns:w16sdtdh="http://schemas.microsoft.com/office/word/2020/wordml/sdtdatahash" xmlns:w16se="http://schemas.microsoft.com/office/word/2015/wordml/symex" xmlns:wpg="http://schemas.microsoft.com/office/word/2010/wordprocessingGroup" xmlns:wpi="http://schemas.microsoft.com/office/word/2010/wordprocessingInk" xmlns:wne="http://schemas.microsoft.com/office/word/2006/wordml" xmlns:wps="http://schemas.microsoft.com/office/word/2010/wordprocessingShape" mc:Ignorable="w14 w15 w16se w16cid w16 w16cex w16sdtdh wp14">
+  <w:p>
+    <w:pPr>
+      <w:pStyle w:val="Footer"/>
+    </w:pPr>
+  </w:p>
+</w:ftr>
+</file>
+
+<file path=word/footnotes.xml><?xml version="1.0" encoding="utf-8"?>
+<w:footnotes xmlns:wpc="http://schemas.microsoft.com/office/word/2010/wordprocessingCanvas" xmlns:cx="http://schemas.microsoft.com/office/drawing/2014/chartex" xmlns:cx1="http://schemas.microsoft.com/office/drawing/2015/9/8/chartex" xmlns:cx2="http://schemas.microsoft.com/office/drawing/2015/10/21/chartex" xmlns:cx3="http://schemas.microsoft.com/office/drawing/2016/5/9/chartex" xmlns:cx4="http://schemas.microsoft.com/office/drawing/2016/5/10/chartex" xmlns:cx5="http://schemas.microsoft.com/office/drawing/2016/5/11/chartex" xmlns:cx6="http://schemas.microsoft.com/office/drawing/2016/5/12/chartex" xmlns:cx7="http://schemas.microsoft.com/office/drawing/2016/5/13/chartex" xmlns:cx8="http://schemas.microsoft.com/office/drawing/2016/5/14/chartex" xmlns:mc="http://schemas.openxmlformats.org/markup-compatibility/2006" xmlns:aink="http://schemas.microsoft.com/office/drawing/2016/ink" xmlns:am3d="http://schemas.microsoft.com/office/drawing/2017/model3d" xmlns:o="urn:schemas-microsoft-com:office:office" xmlns:r="http://schemas.openxmlformats.org/officeDocument/2006/relationships" xmlns:m="http://schemas.openxmlformats.org/officeDocument/2006/math" xmlns:v="urn:schemas-microsoft-com:vml" xmlns:wp14="http://schemas.microsoft.com/office/word/2010/wordprocessingDrawing" xmlns:wp="http://schemas.openxmlformats.org/drawingml/2006/wordprocessingDrawing" xmlns:w10="urn:schemas-microsoft-com:office:word" xmlns:w="http://schemas.openxmlformats.org/wordprocessingml/2006/main" xmlns:w14="http://schemas.microsoft.com/office/word/2010/wordml" xmlns:w15="http://schemas.microsoft.com/office/word/2012/wordml" xmlns:w16cex="http://schemas.microsoft.com/office/word/2018/wordml/cex" xmlns:w16cid="http://schemas.microsoft.com/office/word/2016/wordml/cid" xmlns:w16="http://schemas.microsoft.com/office/word/2018/wordml" xmlns:w16sdtdh="http://schemas.microsoft.com/office/word/2020/wordml/sdtdatahash" xmlns:w16se="http://schemas.microsoft.com/office/word/2015/wordml/symex" xmlns:wpg="http://schemas.microsoft.com/office/word/2010/wordprocessingGroup" xmlns:wpi="http://schemas.microsoft.com/office/word/2010/wordprocessingInk" xmlns:wne="http://schemas.microsoft.com/office/word/2006/wordml" xmlns:wps="http://schemas.microsoft.com/office/word/2010/wordprocessingShape" mc:Ignorable="w14 w15 w16se w16cid w16 w16cex w16sdtdh wp14">
+  <w:footnote w:type="separator" w:id="-1">
+    <w:p>
+      <w:r>
+        <w:separator/>
+      </w:r>
+    </w:p>
+  </w:footnote>
+  <w:footnote w:type="continuationSeparator" w:id="0">
+    <w:p>
+      <w:r>
+        <w:continuationSeparator/>
+      </w:r>
+    </w:p>
+  </w:footnote>
+</w:footnotes>
+</file>
+
+<file path=word/header1.xml><?xml version="1.0" encoding="utf-8"?>
+<w:hdr xmlns:wpc="http://schemas.microsoft.com/office/word/2010/wordprocessingCanvas" xmlns:cx="http://schemas.microsoft.com/office/drawing/2014/chartex" xmlns:cx1="http://schemas.microsoft.com/office/drawing/2015/9/8/chartex" xmlns:cx2="http://schemas.microsoft.com/office/drawing/2015/10/21/chartex" xmlns:cx3="http://schemas.microsoft.com/office/drawing/2016/5/9/chartex" xmlns:cx4="http://schemas.microsoft.com/office/drawing/2016/5/10/chartex" xmlns:cx5="http://schemas.microsoft.com/office/drawing/2016/5/11/chartex" xmlns:cx6="http://schemas.microsoft.com/office/drawing/2016/5/12/chartex" xmlns:cx7="http://schemas.microsoft.com/office/drawing/2016/5/13/chartex" xmlns:cx8="http://schemas.microsoft.com/office/drawing/2016/5/14/chartex" xmlns:mc="http://schemas.openxmlformats.org/markup-compatibility/2006" xmlns:aink="http://schemas.microsoft.com/office/drawing/2016/ink" xmlns:am3d="http://schemas.microsoft.com/office/drawing/2017/model3d" xmlns:o="urn:schemas-microsoft-com:office:office" xmlns:r="http://schemas.openxmlformats.org/officeDocument/2006/relationships" xmlns:m="http://schemas.openxmlformats.org/officeDocument/2006/math" xmlns:v="urn:schemas-microsoft-com:vml" xmlns:wp14="http://schemas.microsoft.com/office/word/2010/wordprocessingDrawing" xmlns:wp="http://schemas.openxmlformats.org/drawingml/2006/wordprocessingDrawing" xmlns:w10="urn:schemas-microsoft-com:office:word" xmlns:w="http://schemas.openxmlformats.org/wordprocessingml/2006/main" xmlns:w14="http://schemas.microsoft.com/office/word/2010/wordml" xmlns:w15="http://schemas.microsoft.com/office/word/2012/wordml" xmlns:w16cex="http://schemas.microsoft.com/office/word/2018/wordml/cex" xmlns:w16cid="http://schemas.microsoft.com/office/word/2016/wordml/cid" xmlns:w16="http://schemas.microsoft.com/office/word/2018/wordml" xmlns:w16sdtdh="http://schemas.microsoft.com/office/word/2020/wordml/sdtdatahash" xmlns:w16se="http://schemas.microsoft.com/office/word/2015/wordml/symex" xmlns:wpg="http://schemas.microsoft.com/office/word/2010/wordprocessingGroup" xmlns:wpi="http://schemas.microsoft.com/office/word/2010/wordprocessingInk" xmlns:wne="http://schemas.microsoft.com/office/word/2006/wordml" xmlns:wps="http://schemas.microsoft.com/office/word/2010/wordprocessingShape" mc:Ignorable="w14 w15 w16se w16cid w16 w16cex w16sdtdh wp14">
+  <w:p>
+    <w:pPr>
+      <w:pStyle w:val="Header"/>
+    </w:pPr>
+  </w:p>
+</w:hdr>
+</file>
+
+<file path=word/header2.xml><?xml version="1.0" encoding="utf-8"?>
+<w:hdr xmlns:wpc="http://schemas.microsoft.com/office/word/2010/wordprocessingCanvas" xmlns:cx="http://schemas.microsoft.com/office/drawing/2014/chartex" xmlns:cx1="http://schemas.microsoft.com/office/drawing/2015/9/8/chartex" xmlns:cx2="http://schemas.microsoft.com/office/drawing/2015/10/21/chartex" xmlns:cx3="http://schemas.microsoft.com/office/drawing/2016/5/9/chartex" xmlns:cx4="http://schemas.microsoft.com/office/drawing/2016/5/10/chartex" xmlns:cx5="http://schemas.microsoft.com/office/drawing/2016/5/11/chartex" xmlns:cx6="http://schemas.microsoft.com/office/drawing/2016/5/12/chartex" xmlns:cx7="http://schemas.microsoft.com/office/drawing/2016/5/13/chartex" xmlns:cx8="http://schemas.microsoft.com/office/drawing/2016/5/14/chartex" xmlns:mc="http://schemas.openxmlformats.org/markup-compatibility/2006" xmlns:aink="http://schemas.microsoft.com/office/drawing/2016/ink" xmlns:am3d="http://schemas.microsoft.com/office/drawing/2017/model3d" xmlns:o="urn:schemas-microsoft-com:office:office" xmlns:r="http://schemas.openxmlformats.org/officeDocument/2006/relationships" xmlns:m="http://schemas.openxmlformats.org/officeDocument/2006/math" xmlns:v="urn:schemas-microsoft-com:vml" xmlns:wp14="http://schemas.microsoft.com/office/word/2010/wordprocessingDrawing" xmlns:wp="http://schemas.openxmlformats.org/drawingml/2006/wordprocessingDrawing" xmlns:w10="urn:schemas-microsoft-com:office:word" xmlns:w="http://schemas.openxmlformats.org/wordprocessingml/2006/main" xmlns:w14="http://schemas.microsoft.com/office/word/2010/wordml" xmlns:w15="http://schemas.microsoft.com/office/word/2012/wordml" xmlns:w16cex="http://schemas.microsoft.com/office/word/2018/wordml/cex" xmlns:w16cid="http://schemas.microsoft.com/office/word/2016/wordml/cid" xmlns:w16="http://schemas.microsoft.com/office/word/2018/wordml" xmlns:w16sdtdh="http://schemas.microsoft.com/office/word/2020/wordml/sdtdatahash" xmlns:w16se="http://schemas.microsoft.com/office/word/2015/wordml/symex" xmlns:wpg="http://schemas.microsoft.com/office/word/2010/wordprocessingGroup" xmlns:wpi="http://schemas.microsoft.com/office/word/2010/wordprocessingInk" xmlns:wne="http://schemas.microsoft.com/office/word/2006/wordml" xmlns:wps="http://schemas.microsoft.com/office/word/2010/wordprocessingShape" mc:Ignorable="w14 w15 w16se w16cid w16 w16cex w16sdtdh wp14">
+  <w:p>
+    <w:pPr>
+      <w:pStyle w:val="Header"/>
+    </w:pPr>
+    <w:r>
+      <w:rPr>
+        <w:noProof/>
+      </w:rPr>
+      <w:drawing>
+        <wp:anchor distT="0" distB="0" distL="114300" distR="114300" simplePos="0" relativeHeight="251661823" behindDoc="1" locked="0" layoutInCell="1" allowOverlap="1" wp14:anchorId="1B9807EE" wp14:editId="65893119">
+          <wp:simplePos x="0" y="0"/>
+          <wp:positionH relativeFrom="page">
+            <wp:posOffset>0</wp:posOffset>
+          </wp:positionH>
+          <wp:positionV relativeFrom="page">
+            <wp:posOffset>0</wp:posOffset>
+          </wp:positionV>
+          <wp:extent cx="10690920" cy="1143006"/>
+          <wp:effectExtent l="0" t="0" r="0" b="0"/>
+          <wp:wrapNone/>
+          <wp:docPr id="1200608904" name="Picture 1200608904" descr="A close-up of a logo&#10;&#10;AI-generated content may be incorrect."/>
+          <wp:cNvGraphicFramePr>
+            <a:graphicFrameLocks xmlns:a="http://schemas.openxmlformats.org/drawingml/2006/main" noChangeAspect="1"/>
+          </wp:cNvGraphicFramePr>
+          <a:graphic xmlns:a="http://schemas.openxmlformats.org/drawingml/2006/main">
+            <a:graphicData uri="http://schemas.openxmlformats.org/drawingml/2006/picture">
+              <pic:pic xmlns:pic="http://schemas.openxmlformats.org/drawingml/2006/picture">
+                <pic:nvPicPr>
+                  <pic:cNvPr id="3" name="Picture 3" descr="A close-up of a logo&#10;&#10;AI-generated content may be incorrect."/>
+                  <pic:cNvPicPr/>
+                </pic:nvPicPr>
+                <pic:blipFill rotWithShape="1">
+                  <a:blip r:embed="rId1"/>
+                  <a:srcRect b="84888"/>
+                  <a:stretch/>
+                </pic:blipFill>
+                <pic:spPr bwMode="auto">
+                  <a:xfrm>
+                    <a:off x="0" y="0"/>
+                    <a:ext cx="10690920" cy="1143006"/>
+                  </a:xfrm>
+                  <a:prstGeom prst="rect">
+                    <a:avLst/>
+                  </a:prstGeom>
+                  <a:ln>
+                    <a:noFill/>
+                  </a:ln>
+                  <a:extLst>
+                    <a:ext uri="{53640926-AAD7-44D8-BBD7-CCE9431645EC}">
+                      <a14:shadowObscured xmlns:a14="http://schemas.microsoft.com/office/drawing/2010/main"/>
+                    </a:ext>
+                  </a:extLst>
+                </pic:spPr>
+              </pic:pic>
+            </a:graphicData>
+          </a:graphic>
+          <wp14:sizeRelH relativeFrom="page">
+            <wp14:pctWidth>0</wp14:pctWidth>
+          </wp14:sizeRelH>
+          <wp14:sizeRelV relativeFrom="page">
+            <wp14:pctHeight>0</wp14:pctHeight>
+          </wp14:sizeRelV>
+        </wp:anchor>
+      </w:drawing>
+    </w:r>
+    <w:r>
+      <w:rPr>
+        <w:noProof/>
+        <w14:ligatures w14:val="standardContextual"/>
+      </w:rPr>
+      <w:drawing>
+        <wp:anchor distT="0" distB="0" distL="114300" distR="114300" simplePos="0" relativeHeight="251663360" behindDoc="1" locked="0" layoutInCell="1" allowOverlap="1" wp14:anchorId="4F546B56" wp14:editId="725157E0">
+          <wp:simplePos x="0" y="0"/>
+          <wp:positionH relativeFrom="column">
+            <wp:posOffset>6564708</wp:posOffset>
+          </wp:positionH>
+          <wp:positionV relativeFrom="paragraph">
+            <wp:posOffset>159385</wp:posOffset>
+          </wp:positionV>
+          <wp:extent cx="3275965" cy="511810"/>
+          <wp:effectExtent l="0" t="0" r="635" b="2540"/>
+          <wp:wrapNone/>
+          <wp:docPr id="986133386" name="Picture 3" descr="A blue star with a star in the middle&#10;&#10;AI-generated content may be incorrect."/>
+          <wp:cNvGraphicFramePr>
+            <a:graphicFrameLocks xmlns:a="http://schemas.openxmlformats.org/drawingml/2006/main" noChangeAspect="1"/>
+          </wp:cNvGraphicFramePr>
+          <a:graphic xmlns:a="http://schemas.openxmlformats.org/drawingml/2006/main">
+            <a:graphicData uri="http://schemas.openxmlformats.org/drawingml/2006/picture">
+              <pic:pic xmlns:pic="http://schemas.openxmlformats.org/drawingml/2006/picture">
+                <pic:nvPicPr>
+                  <pic:cNvPr id="6" name="Picture 6" descr="A blue star with a star in the middle&#10;&#10;AI-generated content may be incorrect."/>
+                  <pic:cNvPicPr>
+                    <a:picLocks noChangeAspect="1"/>
+                  </pic:cNvPicPr>
+                </pic:nvPicPr>
+                <pic:blipFill>
+                  <a:blip r:embed="rId2"/>
+                  <a:stretch>
+                    <a:fillRect/>
+                  </a:stretch>
+                </pic:blipFill>
+                <pic:spPr>
+                  <a:xfrm>
+                    <a:off x="0" y="0"/>
+                    <a:ext cx="3275965" cy="511810"/>
+                  </a:xfrm>
+                  <a:prstGeom prst="rect">
+                    <a:avLst/>
+                  </a:prstGeom>
+                </pic:spPr>
+              </pic:pic>
+            </a:graphicData>
+          </a:graphic>
+        </wp:anchor>
+      </w:drawing>
+    </w:r>
+  </w:p>
+</w:hdr>
+</file>
+
+<file path=word/header3.xml><?xml version="1.0" encoding="utf-8"?>
+<w:hdr xmlns:wpc="http://schemas.microsoft.com/office/word/2010/wordprocessingCanvas" xmlns:cx="http://schemas.microsoft.com/office/drawing/2014/chartex" xmlns:cx1="http://schemas.microsoft.com/office/drawing/2015/9/8/chartex" xmlns:cx2="http://schemas.microsoft.com/office/drawing/2015/10/21/chartex" xmlns:cx3="http://schemas.microsoft.com/office/drawing/2016/5/9/chartex" xmlns:cx4="http://schemas.microsoft.com/office/drawing/2016/5/10/chartex" xmlns:cx5="http://schemas.microsoft.com/office/drawing/2016/5/11/chartex" xmlns:cx6="http://schemas.microsoft.com/office/drawing/2016/5/12/chartex" xmlns:cx7="http://schemas.microsoft.com/office/drawing/2016/5/13/chartex" xmlns:cx8="http://schemas.microsoft.com/office/drawing/2016/5/14/chartex" xmlns:mc="http://schemas.openxmlformats.org/markup-compatibility/2006" xmlns:aink="http://schemas.microsoft.com/office/drawing/2016/ink" xmlns:am3d="http://schemas.microsoft.com/office/drawing/2017/model3d" xmlns:o="urn:schemas-microsoft-com:office:office" xmlns:r="http://schemas.openxmlformats.org/officeDocument/2006/relationships" xmlns:m="http://schemas.openxmlformats.org/officeDocument/2006/math" xmlns:v="urn:schemas-microsoft-com:vml" xmlns:wp14="http://schemas.microsoft.com/office/word/2010/wordprocessingDrawing" xmlns:wp="http://schemas.openxmlformats.org/drawingml/2006/wordprocessingDrawing" xmlns:w10="urn:schemas-microsoft-com:office:word" xmlns:w="http://schemas.openxmlformats.org/wordprocessingml/2006/main" xmlns:w14="http://schemas.microsoft.com/office/word/2010/wordml" xmlns:w15="http://schemas.microsoft.com/office/word/2012/wordml" xmlns:w16cex="http://schemas.microsoft.com/office/word/2018/wordml/cex" xmlns:w16cid="http://schemas.microsoft.com/office/word/2016/wordml/cid" xmlns:w16="http://schemas.microsoft.com/office/word/2018/wordml" xmlns:w16sdtdh="http://schemas.microsoft.com/office/word/2020/wordml/sdtdatahash" xmlns:w16se="http://schemas.microsoft.com/office/word/2015/wordml/symex" xmlns:wpg="http://schemas.microsoft.com/office/word/2010/wordprocessingGroup" xmlns:wpi="http://schemas.microsoft.com/office/word/2010/wordprocessingInk" xmlns:wne="http://schemas.microsoft.com/office/word/2006/wordml" xmlns:wps="http://schemas.microsoft.com/office/word/2010/wordprocessingShape" mc:Ignorable="w14 w15 w16se w16cid w16 w16cex w16sdtdh wp14">
+  <w:p>
+    <w:pPr>
+      <w:pStyle w:val="Header"/>
+    </w:pPr>
+  </w:p>
+</w:hdr>
+</file>
+
+<file path=word/header4.xml><?xml version="1.0" encoding="utf-8"?>
+<w:hdr xmlns:wpc="http://schemas.microsoft.com/office/word/2010/wordprocessingCanvas" xmlns:cx="http://schemas.microsoft.com/office/drawing/2014/chartex" xmlns:cx1="http://schemas.microsoft.com/office/drawing/2015/9/8/chartex" xmlns:cx2="http://schemas.microsoft.com/office/drawing/2015/10/21/chartex" xmlns:cx3="http://schemas.microsoft.com/office/drawing/2016/5/9/chartex" xmlns:cx4="http://schemas.microsoft.com/office/drawing/2016/5/10/chartex" xmlns:cx5="http://schemas.microsoft.com/office/drawing/2016/5/11/chartex" xmlns:cx6="http://schemas.microsoft.com/office/drawing/2016/5/12/chartex" xmlns:cx7="http://schemas.microsoft.com/office/drawing/2016/5/13/chartex" xmlns:cx8="http://schemas.microsoft.com/office/drawing/2016/5/14/chartex" xmlns:mc="http://schemas.openxmlformats.org/markup-compatibility/2006" xmlns:aink="http://schemas.microsoft.com/office/drawing/2016/ink" xmlns:am3d="http://schemas.microsoft.com/office/drawing/2017/model3d" xmlns:o="urn:schemas-microsoft-com:office:office" xmlns:r="http://schemas.openxmlformats.org/officeDocument/2006/relationships" xmlns:m="http://schemas.openxmlformats.org/officeDocument/2006/math" xmlns:v="urn:schemas-microsoft-com:vml" xmlns:wp14="http://schemas.microsoft.com/office/word/2010/wordprocessingDrawing" xmlns:wp="http://schemas.openxmlformats.org/drawingml/2006/wordprocessingDrawing" xmlns:w10="urn:schemas-microsoft-com:office:word" xmlns:w="http://schemas.openxmlformats.org/wordprocessingml/2006/main" xmlns:w14="http://schemas.microsoft.com/office/word/2010/wordml" xmlns:w15="http://schemas.microsoft.com/office/word/2012/wordml" xmlns:w16cex="http://schemas.microsoft.com/office/word/2018/wordml/cex" xmlns:w16cid="http://schemas.microsoft.com/office/word/2016/wordml/cid" xmlns:w16="http://schemas.microsoft.com/office/word/2018/wordml" xmlns:w16sdtdh="http://schemas.microsoft.com/office/word/2020/wordml/sdtdatahash" xmlns:w16se="http://schemas.microsoft.com/office/word/2015/wordml/symex" xmlns:wpg="http://schemas.microsoft.com/office/word/2010/wordprocessingGroup" xmlns:wpi="http://schemas.microsoft.com/office/word/2010/wordprocessingInk" xmlns:wne="http://schemas.microsoft.com/office/word/2006/wordml" xmlns:wps="http://schemas.microsoft.com/office/word/2010/wordprocessingShape" mc:Ignorable="w14 w15 w16se w16cid w16 w16cex w16sdtdh wp14">
+  <w:p>
+    <w:pPr>
+      <w:pStyle w:val="Header"/>
+    </w:pPr>
+    <w:r>
+      <w:rPr>
+        <w:noProof/>
+      </w:rPr>
+      <w:drawing>
+        <wp:anchor distT="0" distB="0" distL="114300" distR="114300" simplePos="0" relativeHeight="251657216" behindDoc="1" locked="0" layoutInCell="1" allowOverlap="1" wp14:anchorId="76810C59" wp14:editId="6FFF7CC8">
+          <wp:simplePos x="0" y="0"/>
+          <wp:positionH relativeFrom="page">
+            <wp:posOffset>0</wp:posOffset>
+          </wp:positionH>
+          <wp:positionV relativeFrom="page">
+            <wp:posOffset>0</wp:posOffset>
+          </wp:positionV>
+          <wp:extent cx="10690920" cy="1143006"/>
+          <wp:effectExtent l="0" t="0" r="0" b="0"/>
+          <wp:wrapNone/>
+          <wp:docPr id="3" name="Picture 3" descr="A close-up of a logo&#10;&#10;AI-generated content may be incorrect."/>
+          <wp:cNvGraphicFramePr>
+            <a:graphicFrameLocks xmlns:a="http://schemas.openxmlformats.org/drawingml/2006/main" noChangeAspect="1"/>
+          </wp:cNvGraphicFramePr>
+          <a:graphic xmlns:a="http://schemas.openxmlformats.org/drawingml/2006/main">
+            <a:graphicData uri="http://schemas.openxmlformats.org/drawingml/2006/picture">
+              <pic:pic xmlns:pic="http://schemas.openxmlformats.org/drawingml/2006/picture">
+                <pic:nvPicPr>
+                  <pic:cNvPr id="3" name="Picture 3" descr="A close-up of a logo&#10;&#10;AI-generated content may be incorrect."/>
+                  <pic:cNvPicPr/>
+                </pic:nvPicPr>
+                <pic:blipFill rotWithShape="1">
+                  <a:blip r:embed="rId1"/>
+                  <a:srcRect b="84888"/>
+                  <a:stretch/>
+                </pic:blipFill>
+                <pic:spPr bwMode="auto">
+                  <a:xfrm>
+                    <a:off x="0" y="0"/>
+                    <a:ext cx="10690920" cy="1143006"/>
+                  </a:xfrm>
+                  <a:prstGeom prst="rect">
+                    <a:avLst/>
+                  </a:prstGeom>
+                  <a:ln>
+                    <a:noFill/>
+                  </a:ln>
+                  <a:extLst>
+                    <a:ext uri="{53640926-AAD7-44D8-BBD7-CCE9431645EC}">
+                      <a14:shadowObscured xmlns:a14="http://schemas.microsoft.com/office/drawing/2010/main"/>
+                    </a:ext>
+                  </a:extLst>
+                </pic:spPr>
+              </pic:pic>
+            </a:graphicData>
+          </a:graphic>
+          <wp14:sizeRelH relativeFrom="page">
+            <wp14:pctWidth>0</wp14:pctWidth>
+          </wp14:sizeRelH>
+          <wp14:sizeRelV relativeFrom="page">
+            <wp14:pctHeight>0</wp14:pctHeight>
+          </wp14:sizeRelV>
+        </wp:anchor>
+      </w:drawing>
+    </w:r>
+    <w:r>
+      <w:rPr>
+        <w:noProof/>
+        <w14:ligatures w14:val="standardContextual"/>
+      </w:rPr>
+      <w:drawing>
+        <wp:anchor distT="0" distB="0" distL="114300" distR="114300" simplePos="0" relativeHeight="251660288" behindDoc="1" locked="0" layoutInCell="1" allowOverlap="1" wp14:anchorId="6B4AAEA8" wp14:editId="21A9594F">
+          <wp:simplePos x="0" y="0"/>
+          <wp:positionH relativeFrom="column">
+            <wp:posOffset>6564708</wp:posOffset>
+          </wp:positionH>
+          <wp:positionV relativeFrom="paragraph">
+            <wp:posOffset>159385</wp:posOffset>
+          </wp:positionV>
+          <wp:extent cx="3275965" cy="511810"/>
+          <wp:effectExtent l="0" t="0" r="635" b="2540"/>
+          <wp:wrapNone/>
+          <wp:docPr id="6" name="Picture 3" descr="A blue star with a star in the middle&#10;&#10;AI-generated content may be incorrect."/>
+          <wp:cNvGraphicFramePr>
+            <a:graphicFrameLocks xmlns:a="http://schemas.openxmlformats.org/drawingml/2006/main" noChangeAspect="1"/>
+          </wp:cNvGraphicFramePr>
+          <a:graphic xmlns:a="http://schemas.openxmlformats.org/drawingml/2006/main">
+            <a:graphicData uri="http://schemas.openxmlformats.org/drawingml/2006/picture">
+              <pic:pic xmlns:pic="http://schemas.openxmlformats.org/drawingml/2006/picture">
+                <pic:nvPicPr>
+                  <pic:cNvPr id="6" name="Picture 6" descr="A blue star with a star in the middle&#10;&#10;AI-generated content may be incorrect."/>
+                  <pic:cNvPicPr>
+                    <a:picLocks noChangeAspect="1"/>
+                  </pic:cNvPicPr>
+                </pic:nvPicPr>
+                <pic:blipFill>
+                  <a:blip r:embed="rId2"/>
+                  <a:stretch>
+                    <a:fillRect/>
+                  </a:stretch>
+                </pic:blipFill>
+                <pic:spPr>
+                  <a:xfrm>
+                    <a:off x="0" y="0"/>
+                    <a:ext cx="3275965" cy="511810"/>
+                  </a:xfrm>
+                  <a:prstGeom prst="rect">
+                    <a:avLst/>
+                  </a:prstGeom>
+                </pic:spPr>
+              </pic:pic>
+            </a:graphicData>
+          </a:graphic>
+        </wp:anchor>
+      </w:drawing>
+    </w:r>
+  </w:p>
+</w:hdr>
 </file>
 
 <file path=word/styles.xml><?xml version="1.0" encoding="utf-8"?>
@@ -19,23 +961,25 @@
     <w:rPrDefault>
       <w:rPr>
         <w:rFonts w:asciiTheme="minorHAnsi" w:eastAsiaTheme="minorHAnsi" w:hAnsiTheme="minorHAnsi" w:cstheme="minorBidi"/>
-        <w:sz w:val="22"/>
-        <w:szCs w:val="22"/>
+        <w:kern w:val="2"/>
+        <w:sz w:val="24"/>
+        <w:szCs w:val="24"/>
         <w:lang w:val="en-GB" w:eastAsia="en-US" w:bidi="ar-SA"/>
+        <w14:ligatures w14:val="standardContextual"/>
       </w:rPr>
     </w:rPrDefault>
     <w:pPrDefault>
       <w:pPr>
-        <w:spacing w:after="160" w:line="259" w:lineRule="auto"/>
+        <w:spacing w:after="160" w:line="278" w:lineRule="auto"/>
       </w:pPr>
     </w:pPrDefault>
   </w:docDefaults>
   <w:latentStyles w:defLockedState="0" w:defUIPriority="99" w:defSemiHidden="0" w:defUnhideWhenUsed="0" w:defQFormat="0" w:count="376">
     <w:lsdException w:name="Normal" w:uiPriority="0" w:qFormat="1"/>
-    <w:lsdException w:name="heading 1" w:uiPriority="9" w:qFormat="1"/>
-    <w:lsdException w:name="heading 2" w:semiHidden="1" w:uiPriority="9" w:unhideWhenUsed="1" w:qFormat="1"/>
-    <w:lsdException w:name="heading 3" w:semiHidden="1" w:uiPriority="9" w:unhideWhenUsed="1" w:qFormat="1"/>
-    <w:lsdException w:name="heading 4" w:semiHidden="1" w:uiPriority="9" w:unhideWhenUsed="1" w:qFormat="1"/>
+    <w:lsdException w:name="heading 1" w:uiPriority="9"/>
+    <w:lsdException w:name="heading 2" w:semiHidden="1" w:uiPriority="9" w:unhideWhenUsed="1"/>
+    <w:lsdException w:name="heading 3" w:semiHidden="1" w:uiPriority="0" w:unhideWhenUsed="1"/>
+    <w:lsdException w:name="heading 4" w:semiHidden="1" w:uiPriority="9" w:unhideWhenUsed="1"/>
     <w:lsdException w:name="heading 5" w:semiHidden="1" w:uiPriority="9" w:unhideWhenUsed="1" w:qFormat="1"/>
     <w:lsdException w:name="heading 6" w:semiHidden="1" w:uiPriority="9" w:unhideWhenUsed="1" w:qFormat="1"/>
     <w:lsdException w:name="heading 7" w:semiHidden="1" w:uiPriority="9" w:unhideWhenUsed="1" w:qFormat="1"/>
@@ -93,7 +1037,7 @@
     <w:lsdException w:name="List Number 3" w:semiHidden="1" w:unhideWhenUsed="1"/>
     <w:lsdException w:name="List Number 4" w:semiHidden="1" w:unhideWhenUsed="1"/>
     <w:lsdException w:name="List Number 5" w:semiHidden="1" w:unhideWhenUsed="1"/>
-    <w:lsdException w:name="Title" w:uiPriority="10" w:qFormat="1"/>
+    <w:lsdException w:name="Title" w:uiPriority="10"/>
     <w:lsdException w:name="Closing" w:semiHidden="1" w:unhideWhenUsed="1"/>
     <w:lsdException w:name="Signature" w:semiHidden="1" w:unhideWhenUsed="1"/>
     <w:lsdException w:name="Default Paragraph Font" w:semiHidden="1" w:uiPriority="1" w:unhideWhenUsed="1"/>
@@ -105,7 +1049,7 @@
     <w:lsdException w:name="List Continue 4" w:semiHidden="1" w:unhideWhenUsed="1"/>
     <w:lsdException w:name="List Continue 5" w:semiHidden="1" w:unhideWhenUsed="1"/>
     <w:lsdException w:name="Message Header" w:semiHidden="1" w:unhideWhenUsed="1"/>
-    <w:lsdException w:name="Subtitle" w:uiPriority="11" w:qFormat="1"/>
+    <w:lsdException w:name="Subtitle" w:uiPriority="11"/>
     <w:lsdException w:name="Salutation" w:semiHidden="1" w:unhideWhenUsed="1"/>
     <w:lsdException w:name="Date" w:semiHidden="1" w:unhideWhenUsed="1"/>
     <w:lsdException w:name="Body Text First Indent" w:semiHidden="1" w:unhideWhenUsed="1"/>
@@ -185,7 +1129,7 @@
     <w:lsdException w:name="Table Web 2" w:semiHidden="1" w:unhideWhenUsed="1"/>
     <w:lsdException w:name="Table Web 3" w:semiHidden="1" w:unhideWhenUsed="1"/>
     <w:lsdException w:name="Balloon Text" w:semiHidden="1" w:unhideWhenUsed="1"/>
-    <w:lsdException w:name="Table Grid" w:uiPriority="39"/>
+    <w:lsdException w:name="Table Grid" w:uiPriority="59"/>
     <w:lsdException w:name="Table Theme" w:semiHidden="1" w:unhideWhenUsed="1"/>
     <w:lsdException w:name="Placeholder Text" w:semiHidden="1"/>
     <w:lsdException w:name="No Spacing" w:uiPriority="1" w:qFormat="1"/>
@@ -210,8 +1154,8 @@
     <w:lsdException w:name="Medium Shading 2 Accent 1" w:uiPriority="64"/>
     <w:lsdException w:name="Medium List 1 Accent 1" w:uiPriority="65"/>
     <w:lsdException w:name="Revision" w:semiHidden="1"/>
-    <w:lsdException w:name="List Paragraph" w:uiPriority="34" w:qFormat="1"/>
-    <w:lsdException w:name="Quote" w:uiPriority="29" w:qFormat="1"/>
+    <w:lsdException w:name="List Paragraph" w:uiPriority="34"/>
+    <w:lsdException w:name="Quote" w:uiPriority="29"/>
     <w:lsdException w:name="Intense Quote" w:uiPriority="30" w:qFormat="1"/>
     <w:lsdException w:name="Medium List 2 Accent 1" w:uiPriority="66"/>
     <w:lsdException w:name="Medium Grid 1 Accent 1" w:uiPriority="67"/>
@@ -291,11 +1235,11 @@
     <w:lsdException w:name="Colorful Shading Accent 6" w:uiPriority="71"/>
     <w:lsdException w:name="Colorful List Accent 6" w:uiPriority="72"/>
     <w:lsdException w:name="Colorful Grid Accent 6" w:uiPriority="73"/>
-    <w:lsdException w:name="Subtle Emphasis" w:uiPriority="19" w:qFormat="1"/>
+    <w:lsdException w:name="Subtle Emphasis" w:uiPriority="19"/>
     <w:lsdException w:name="Intense Emphasis" w:uiPriority="21" w:qFormat="1"/>
     <w:lsdException w:name="Subtle Reference" w:uiPriority="31" w:qFormat="1"/>
     <w:lsdException w:name="Intense Reference" w:uiPriority="32" w:qFormat="1"/>
-    <w:lsdException w:name="Book Title" w:uiPriority="33" w:qFormat="1"/>
+    <w:lsdException w:name="Book Title" w:uiPriority="33"/>
     <w:lsdException w:name="Bibliography" w:semiHidden="1" w:uiPriority="37" w:unhideWhenUsed="1"/>
     <w:lsdException w:name="TOC Heading" w:semiHidden="1" w:uiPriority="39" w:unhideWhenUsed="1" w:qFormat="1"/>
     <w:lsdException w:name="Plain Table 1" w:uiPriority="41"/>
@@ -410,7 +1354,235 @@
   </w:latentStyles>
   <w:style w:type="paragraph" w:default="1" w:styleId="Normal">
     <w:name w:val="Normal"/>
+    <w:rsid w:val="00C94EC1"/>
+    <w:pPr>
+      <w:spacing w:after="0" w:line="240" w:lineRule="auto"/>
+    </w:pPr>
+    <w:rPr>
+      <w:rFonts w:ascii="Arial" w:eastAsiaTheme="minorEastAsia" w:hAnsi="Arial" w:cs="Times New Roman"/>
+      <w:kern w:val="0"/>
+      <w:lang w:eastAsia="en-GB"/>
+      <w14:ligatures w14:val="none"/>
+    </w:rPr>
+  </w:style>
+  <w:style w:type="paragraph" w:styleId="Heading1">
+    <w:name w:val="heading 1"/>
+    <w:basedOn w:val="Normal"/>
+    <w:next w:val="Normal"/>
+    <w:link w:val="Heading1Char"/>
+    <w:uiPriority w:val="9"/>
+    <w:rsid w:val="00892C1F"/>
+    <w:pPr>
+      <w:keepNext/>
+      <w:keepLines/>
+      <w:spacing w:before="360" w:after="80" w:line="278" w:lineRule="auto"/>
+      <w:outlineLvl w:val="0"/>
+    </w:pPr>
+    <w:rPr>
+      <w:rFonts w:asciiTheme="majorHAnsi" w:eastAsiaTheme="majorEastAsia" w:hAnsiTheme="majorHAnsi" w:cstheme="majorBidi"/>
+      <w:color w:val="0F4761" w:themeColor="accent1" w:themeShade="BF"/>
+      <w:kern w:val="2"/>
+      <w:sz w:val="40"/>
+      <w:szCs w:val="40"/>
+      <w:lang w:eastAsia="en-US"/>
+      <w14:ligatures w14:val="standardContextual"/>
+    </w:rPr>
+  </w:style>
+  <w:style w:type="paragraph" w:styleId="Heading2">
+    <w:name w:val="heading 2"/>
+    <w:basedOn w:val="Normal"/>
+    <w:next w:val="Normal"/>
+    <w:link w:val="Heading2Char"/>
+    <w:uiPriority w:val="9"/>
+    <w:semiHidden/>
+    <w:unhideWhenUsed/>
+    <w:rsid w:val="00892C1F"/>
+    <w:pPr>
+      <w:keepNext/>
+      <w:keepLines/>
+      <w:spacing w:before="160" w:after="80" w:line="278" w:lineRule="auto"/>
+      <w:outlineLvl w:val="1"/>
+    </w:pPr>
+    <w:rPr>
+      <w:rFonts w:asciiTheme="majorHAnsi" w:eastAsiaTheme="majorEastAsia" w:hAnsiTheme="majorHAnsi" w:cstheme="majorBidi"/>
+      <w:color w:val="0F4761" w:themeColor="accent1" w:themeShade="BF"/>
+      <w:kern w:val="2"/>
+      <w:sz w:val="32"/>
+      <w:szCs w:val="32"/>
+      <w:lang w:eastAsia="en-US"/>
+      <w14:ligatures w14:val="standardContextual"/>
+    </w:rPr>
+  </w:style>
+  <w:style w:type="paragraph" w:styleId="Heading3">
+    <w:name w:val="heading 3"/>
+    <w:basedOn w:val="Normal"/>
+    <w:next w:val="Normal"/>
+    <w:link w:val="Heading3Char"/>
+    <w:unhideWhenUsed/>
+    <w:rsid w:val="00892C1F"/>
+    <w:pPr>
+      <w:keepNext/>
+      <w:keepLines/>
+      <w:spacing w:before="160" w:after="80" w:line="278" w:lineRule="auto"/>
+      <w:outlineLvl w:val="2"/>
+    </w:pPr>
+    <w:rPr>
+      <w:rFonts w:eastAsiaTheme="majorEastAsia" w:cstheme="majorBidi"/>
+      <w:kern w:val="2"/>
+      <w:sz w:val="28"/>
+      <w:szCs w:val="28"/>
+      <w:lang w:eastAsia="en-US"/>
+      <w14:ligatures w14:val="standardContextual"/>
+    </w:rPr>
+  </w:style>
+  <w:style w:type="paragraph" w:styleId="Heading4">
+    <w:name w:val="heading 4"/>
+    <w:basedOn w:val="Normal"/>
+    <w:next w:val="Normal"/>
+    <w:link w:val="Heading4Char"/>
+    <w:uiPriority w:val="9"/>
+    <w:semiHidden/>
+    <w:unhideWhenUsed/>
+    <w:rsid w:val="00892C1F"/>
+    <w:pPr>
+      <w:keepNext/>
+      <w:keepLines/>
+      <w:spacing w:before="80" w:after="40" w:line="278" w:lineRule="auto"/>
+      <w:outlineLvl w:val="3"/>
+    </w:pPr>
+    <w:rPr>
+      <w:rFonts w:asciiTheme="minorHAnsi" w:eastAsiaTheme="majorEastAsia" w:hAnsiTheme="minorHAnsi" w:cstheme="majorBidi"/>
+      <w:i/>
+      <w:iCs/>
+      <w:color w:val="0F4761" w:themeColor="accent1" w:themeShade="BF"/>
+      <w:kern w:val="2"/>
+      <w:lang w:eastAsia="en-US"/>
+      <w14:ligatures w14:val="standardContextual"/>
+    </w:rPr>
+  </w:style>
+  <w:style w:type="paragraph" w:styleId="Heading5">
+    <w:name w:val="heading 5"/>
+    <w:basedOn w:val="Normal"/>
+    <w:next w:val="Normal"/>
+    <w:link w:val="Heading5Char"/>
+    <w:uiPriority w:val="9"/>
+    <w:semiHidden/>
+    <w:unhideWhenUsed/>
     <w:qFormat/>
+    <w:rsid w:val="00892C1F"/>
+    <w:pPr>
+      <w:keepNext/>
+      <w:keepLines/>
+      <w:spacing w:before="80" w:after="40" w:line="278" w:lineRule="auto"/>
+      <w:outlineLvl w:val="4"/>
+    </w:pPr>
+    <w:rPr>
+      <w:rFonts w:asciiTheme="minorHAnsi" w:eastAsiaTheme="majorEastAsia" w:hAnsiTheme="minorHAnsi" w:cstheme="majorBidi"/>
+      <w:color w:val="0F4761" w:themeColor="accent1" w:themeShade="BF"/>
+      <w:kern w:val="2"/>
+      <w:lang w:eastAsia="en-US"/>
+      <w14:ligatures w14:val="standardContextual"/>
+    </w:rPr>
+  </w:style>
+  <w:style w:type="paragraph" w:styleId="Heading6">
+    <w:name w:val="heading 6"/>
+    <w:basedOn w:val="Normal"/>
+    <w:next w:val="Normal"/>
+    <w:link w:val="Heading6Char"/>
+    <w:uiPriority w:val="9"/>
+    <w:semiHidden/>
+    <w:unhideWhenUsed/>
+    <w:qFormat/>
+    <w:rsid w:val="00892C1F"/>
+    <w:pPr>
+      <w:keepNext/>
+      <w:keepLines/>
+      <w:spacing w:before="40" w:line="278" w:lineRule="auto"/>
+      <w:outlineLvl w:val="5"/>
+    </w:pPr>
+    <w:rPr>
+      <w:rFonts w:asciiTheme="minorHAnsi" w:eastAsiaTheme="majorEastAsia" w:hAnsiTheme="minorHAnsi" w:cstheme="majorBidi"/>
+      <w:i/>
+      <w:iCs/>
+      <w:color w:val="595959" w:themeColor="text1" w:themeTint="A6"/>
+      <w:kern w:val="2"/>
+      <w:lang w:eastAsia="en-US"/>
+      <w14:ligatures w14:val="standardContextual"/>
+    </w:rPr>
+  </w:style>
+  <w:style w:type="paragraph" w:styleId="Heading7">
+    <w:name w:val="heading 7"/>
+    <w:basedOn w:val="Normal"/>
+    <w:next w:val="Normal"/>
+    <w:link w:val="Heading7Char"/>
+    <w:uiPriority w:val="9"/>
+    <w:semiHidden/>
+    <w:unhideWhenUsed/>
+    <w:qFormat/>
+    <w:rsid w:val="00892C1F"/>
+    <w:pPr>
+      <w:keepNext/>
+      <w:keepLines/>
+      <w:spacing w:before="40" w:line="278" w:lineRule="auto"/>
+      <w:outlineLvl w:val="6"/>
+    </w:pPr>
+    <w:rPr>
+      <w:rFonts w:asciiTheme="minorHAnsi" w:eastAsiaTheme="majorEastAsia" w:hAnsiTheme="minorHAnsi" w:cstheme="majorBidi"/>
+      <w:color w:val="595959" w:themeColor="text1" w:themeTint="A6"/>
+      <w:kern w:val="2"/>
+      <w:lang w:eastAsia="en-US"/>
+      <w14:ligatures w14:val="standardContextual"/>
+    </w:rPr>
+  </w:style>
+  <w:style w:type="paragraph" w:styleId="Heading8">
+    <w:name w:val="heading 8"/>
+    <w:basedOn w:val="Normal"/>
+    <w:next w:val="Normal"/>
+    <w:link w:val="Heading8Char"/>
+    <w:uiPriority w:val="9"/>
+    <w:semiHidden/>
+    <w:unhideWhenUsed/>
+    <w:qFormat/>
+    <w:rsid w:val="00892C1F"/>
+    <w:pPr>
+      <w:keepNext/>
+      <w:keepLines/>
+      <w:spacing w:line="278" w:lineRule="auto"/>
+      <w:outlineLvl w:val="7"/>
+    </w:pPr>
+    <w:rPr>
+      <w:rFonts w:asciiTheme="minorHAnsi" w:eastAsiaTheme="majorEastAsia" w:hAnsiTheme="minorHAnsi" w:cstheme="majorBidi"/>
+      <w:i/>
+      <w:iCs/>
+      <w:color w:val="272727" w:themeColor="text1" w:themeTint="D8"/>
+      <w:kern w:val="2"/>
+      <w:lang w:eastAsia="en-US"/>
+      <w14:ligatures w14:val="standardContextual"/>
+    </w:rPr>
+  </w:style>
+  <w:style w:type="paragraph" w:styleId="Heading9">
+    <w:name w:val="heading 9"/>
+    <w:basedOn w:val="Normal"/>
+    <w:next w:val="Normal"/>
+    <w:link w:val="Heading9Char"/>
+    <w:uiPriority w:val="9"/>
+    <w:semiHidden/>
+    <w:unhideWhenUsed/>
+    <w:qFormat/>
+    <w:rsid w:val="00892C1F"/>
+    <w:pPr>
+      <w:keepNext/>
+      <w:keepLines/>
+      <w:spacing w:line="278" w:lineRule="auto"/>
+      <w:outlineLvl w:val="8"/>
+    </w:pPr>
+    <w:rPr>
+      <w:rFonts w:asciiTheme="minorHAnsi" w:eastAsiaTheme="majorEastAsia" w:hAnsiTheme="minorHAnsi" w:cstheme="majorBidi"/>
+      <w:color w:val="272727" w:themeColor="text1" w:themeTint="D8"/>
+      <w:kern w:val="2"/>
+      <w:lang w:eastAsia="en-US"/>
+      <w14:ligatures w14:val="standardContextual"/>
+    </w:rPr>
   </w:style>
   <w:style w:type="character" w:default="1" w:styleId="DefaultParagraphFont">
     <w:name w:val="Default Paragraph Font"/>
@@ -439,6 +1611,512 @@
     <w:semiHidden/>
     <w:unhideWhenUsed/>
   </w:style>
+  <w:style w:type="character" w:customStyle="1" w:styleId="Heading1Char">
+    <w:name w:val="Heading 1 Char"/>
+    <w:basedOn w:val="DefaultParagraphFont"/>
+    <w:link w:val="Heading1"/>
+    <w:uiPriority w:val="9"/>
+    <w:rsid w:val="00892C1F"/>
+    <w:rPr>
+      <w:rFonts w:asciiTheme="majorHAnsi" w:eastAsiaTheme="majorEastAsia" w:hAnsiTheme="majorHAnsi" w:cstheme="majorBidi"/>
+      <w:color w:val="0F4761" w:themeColor="accent1" w:themeShade="BF"/>
+      <w:sz w:val="40"/>
+      <w:szCs w:val="40"/>
+    </w:rPr>
+  </w:style>
+  <w:style w:type="character" w:customStyle="1" w:styleId="Heading2Char">
+    <w:name w:val="Heading 2 Char"/>
+    <w:basedOn w:val="DefaultParagraphFont"/>
+    <w:link w:val="Heading2"/>
+    <w:uiPriority w:val="9"/>
+    <w:semiHidden/>
+    <w:rsid w:val="00892C1F"/>
+    <w:rPr>
+      <w:rFonts w:asciiTheme="majorHAnsi" w:eastAsiaTheme="majorEastAsia" w:hAnsiTheme="majorHAnsi" w:cstheme="majorBidi"/>
+      <w:color w:val="0F4761" w:themeColor="accent1" w:themeShade="BF"/>
+      <w:sz w:val="32"/>
+      <w:szCs w:val="32"/>
+    </w:rPr>
+  </w:style>
+  <w:style w:type="character" w:customStyle="1" w:styleId="Heading3Char">
+    <w:name w:val="Heading 3 Char"/>
+    <w:basedOn w:val="DefaultParagraphFont"/>
+    <w:link w:val="Heading3"/>
+    <w:rsid w:val="00892C1F"/>
+    <w:rPr>
+      <w:rFonts w:ascii="Arial" w:eastAsiaTheme="majorEastAsia" w:hAnsi="Arial" w:cstheme="majorBidi"/>
+      <w:sz w:val="28"/>
+      <w:szCs w:val="28"/>
+    </w:rPr>
+  </w:style>
+  <w:style w:type="character" w:customStyle="1" w:styleId="Heading4Char">
+    <w:name w:val="Heading 4 Char"/>
+    <w:basedOn w:val="DefaultParagraphFont"/>
+    <w:link w:val="Heading4"/>
+    <w:uiPriority w:val="9"/>
+    <w:semiHidden/>
+    <w:rsid w:val="00892C1F"/>
+    <w:rPr>
+      <w:rFonts w:eastAsiaTheme="majorEastAsia" w:cstheme="majorBidi"/>
+      <w:i/>
+      <w:iCs/>
+      <w:color w:val="0F4761" w:themeColor="accent1" w:themeShade="BF"/>
+    </w:rPr>
+  </w:style>
+  <w:style w:type="character" w:customStyle="1" w:styleId="Heading5Char">
+    <w:name w:val="Heading 5 Char"/>
+    <w:basedOn w:val="DefaultParagraphFont"/>
+    <w:link w:val="Heading5"/>
+    <w:uiPriority w:val="9"/>
+    <w:semiHidden/>
+    <w:rsid w:val="00892C1F"/>
+    <w:rPr>
+      <w:rFonts w:eastAsiaTheme="majorEastAsia" w:cstheme="majorBidi"/>
+      <w:color w:val="0F4761" w:themeColor="accent1" w:themeShade="BF"/>
+    </w:rPr>
+  </w:style>
+  <w:style w:type="character" w:customStyle="1" w:styleId="Heading6Char">
+    <w:name w:val="Heading 6 Char"/>
+    <w:basedOn w:val="DefaultParagraphFont"/>
+    <w:link w:val="Heading6"/>
+    <w:uiPriority w:val="9"/>
+    <w:semiHidden/>
+    <w:rsid w:val="00892C1F"/>
+    <w:rPr>
+      <w:rFonts w:eastAsiaTheme="majorEastAsia" w:cstheme="majorBidi"/>
+      <w:i/>
+      <w:iCs/>
+      <w:color w:val="595959" w:themeColor="text1" w:themeTint="A6"/>
+    </w:rPr>
+  </w:style>
+  <w:style w:type="character" w:customStyle="1" w:styleId="Heading7Char">
+    <w:name w:val="Heading 7 Char"/>
+    <w:basedOn w:val="DefaultParagraphFont"/>
+    <w:link w:val="Heading7"/>
+    <w:uiPriority w:val="9"/>
+    <w:semiHidden/>
+    <w:rsid w:val="00892C1F"/>
+    <w:rPr>
+      <w:rFonts w:eastAsiaTheme="majorEastAsia" w:cstheme="majorBidi"/>
+      <w:color w:val="595959" w:themeColor="text1" w:themeTint="A6"/>
+    </w:rPr>
+  </w:style>
+  <w:style w:type="character" w:customStyle="1" w:styleId="Heading8Char">
+    <w:name w:val="Heading 8 Char"/>
+    <w:basedOn w:val="DefaultParagraphFont"/>
+    <w:link w:val="Heading8"/>
+    <w:uiPriority w:val="9"/>
+    <w:semiHidden/>
+    <w:rsid w:val="00892C1F"/>
+    <w:rPr>
+      <w:rFonts w:eastAsiaTheme="majorEastAsia" w:cstheme="majorBidi"/>
+      <w:i/>
+      <w:iCs/>
+      <w:color w:val="272727" w:themeColor="text1" w:themeTint="D8"/>
+    </w:rPr>
+  </w:style>
+  <w:style w:type="character" w:customStyle="1" w:styleId="Heading9Char">
+    <w:name w:val="Heading 9 Char"/>
+    <w:basedOn w:val="DefaultParagraphFont"/>
+    <w:link w:val="Heading9"/>
+    <w:uiPriority w:val="9"/>
+    <w:semiHidden/>
+    <w:rsid w:val="00892C1F"/>
+    <w:rPr>
+      <w:rFonts w:eastAsiaTheme="majorEastAsia" w:cstheme="majorBidi"/>
+      <w:color w:val="272727" w:themeColor="text1" w:themeTint="D8"/>
+    </w:rPr>
+  </w:style>
+  <w:style w:type="paragraph" w:styleId="Title">
+    <w:name w:val="Title"/>
+    <w:basedOn w:val="Normal"/>
+    <w:next w:val="Normal"/>
+    <w:link w:val="TitleChar"/>
+    <w:uiPriority w:val="10"/>
+    <w:rsid w:val="00892C1F"/>
+    <w:pPr>
+      <w:spacing w:after="80"/>
+      <w:contextualSpacing/>
+    </w:pPr>
+    <w:rPr>
+      <w:rFonts w:asciiTheme="majorHAnsi" w:eastAsiaTheme="majorEastAsia" w:hAnsiTheme="majorHAnsi" w:cstheme="majorBidi"/>
+      <w:spacing w:val="-10"/>
+      <w:kern w:val="28"/>
+      <w:sz w:val="56"/>
+      <w:szCs w:val="56"/>
+      <w:lang w:eastAsia="en-US"/>
+      <w14:ligatures w14:val="standardContextual"/>
+    </w:rPr>
+  </w:style>
+  <w:style w:type="character" w:customStyle="1" w:styleId="TitleChar">
+    <w:name w:val="Title Char"/>
+    <w:basedOn w:val="DefaultParagraphFont"/>
+    <w:link w:val="Title"/>
+    <w:uiPriority w:val="10"/>
+    <w:rsid w:val="00892C1F"/>
+    <w:rPr>
+      <w:rFonts w:asciiTheme="majorHAnsi" w:eastAsiaTheme="majorEastAsia" w:hAnsiTheme="majorHAnsi" w:cstheme="majorBidi"/>
+      <w:spacing w:val="-10"/>
+      <w:kern w:val="28"/>
+      <w:sz w:val="56"/>
+      <w:szCs w:val="56"/>
+    </w:rPr>
+  </w:style>
+  <w:style w:type="paragraph" w:styleId="Quote">
+    <w:name w:val="Quote"/>
+    <w:basedOn w:val="Normal"/>
+    <w:next w:val="Normal"/>
+    <w:link w:val="QuoteChar"/>
+    <w:uiPriority w:val="29"/>
+    <w:rsid w:val="00892C1F"/>
+    <w:pPr>
+      <w:spacing w:before="160" w:after="160" w:line="278" w:lineRule="auto"/>
+      <w:jc w:val="center"/>
+    </w:pPr>
+    <w:rPr>
+      <w:rFonts w:asciiTheme="minorHAnsi" w:eastAsiaTheme="minorHAnsi" w:hAnsiTheme="minorHAnsi" w:cstheme="minorBidi"/>
+      <w:i/>
+      <w:iCs/>
+      <w:color w:val="404040" w:themeColor="text1" w:themeTint="BF"/>
+      <w:kern w:val="2"/>
+      <w:lang w:eastAsia="en-US"/>
+      <w14:ligatures w14:val="standardContextual"/>
+    </w:rPr>
+  </w:style>
+  <w:style w:type="character" w:customStyle="1" w:styleId="QuoteChar">
+    <w:name w:val="Quote Char"/>
+    <w:basedOn w:val="DefaultParagraphFont"/>
+    <w:link w:val="Quote"/>
+    <w:uiPriority w:val="29"/>
+    <w:rsid w:val="00892C1F"/>
+    <w:rPr>
+      <w:i/>
+      <w:iCs/>
+      <w:color w:val="404040" w:themeColor="text1" w:themeTint="BF"/>
+    </w:rPr>
+  </w:style>
+  <w:style w:type="paragraph" w:styleId="ListParagraph">
+    <w:name w:val="List Paragraph"/>
+    <w:basedOn w:val="Normal"/>
+    <w:uiPriority w:val="34"/>
+    <w:rsid w:val="00892C1F"/>
+    <w:pPr>
+      <w:spacing w:after="160" w:line="278" w:lineRule="auto"/>
+      <w:ind w:left="720"/>
+      <w:contextualSpacing/>
+    </w:pPr>
+    <w:rPr>
+      <w:rFonts w:asciiTheme="minorHAnsi" w:eastAsiaTheme="minorHAnsi" w:hAnsiTheme="minorHAnsi" w:cstheme="minorBidi"/>
+      <w:kern w:val="2"/>
+      <w:lang w:eastAsia="en-US"/>
+      <w14:ligatures w14:val="standardContextual"/>
+    </w:rPr>
+  </w:style>
+  <w:style w:type="character" w:styleId="IntenseEmphasis">
+    <w:name w:val="Intense Emphasis"/>
+    <w:basedOn w:val="DefaultParagraphFont"/>
+    <w:uiPriority w:val="21"/>
+    <w:qFormat/>
+    <w:rsid w:val="00892C1F"/>
+    <w:rPr>
+      <w:i/>
+      <w:iCs/>
+      <w:color w:val="0F4761" w:themeColor="accent1" w:themeShade="BF"/>
+    </w:rPr>
+  </w:style>
+  <w:style w:type="paragraph" w:styleId="IntenseQuote">
+    <w:name w:val="Intense Quote"/>
+    <w:basedOn w:val="Normal"/>
+    <w:next w:val="Normal"/>
+    <w:link w:val="IntenseQuoteChar"/>
+    <w:uiPriority w:val="30"/>
+    <w:qFormat/>
+    <w:rsid w:val="00892C1F"/>
+    <w:pPr>
+      <w:pBdr>
+        <w:top w:val="single" w:sz="4" w:space="10" w:color="0F4761" w:themeColor="accent1" w:themeShade="BF"/>
+        <w:bottom w:val="single" w:sz="4" w:space="10" w:color="0F4761" w:themeColor="accent1" w:themeShade="BF"/>
+      </w:pBdr>
+      <w:spacing w:before="360" w:after="360" w:line="278" w:lineRule="auto"/>
+      <w:ind w:left="864" w:right="864"/>
+      <w:jc w:val="center"/>
+    </w:pPr>
+    <w:rPr>
+      <w:rFonts w:asciiTheme="minorHAnsi" w:eastAsiaTheme="minorHAnsi" w:hAnsiTheme="minorHAnsi" w:cstheme="minorBidi"/>
+      <w:i/>
+      <w:iCs/>
+      <w:color w:val="0F4761" w:themeColor="accent1" w:themeShade="BF"/>
+      <w:kern w:val="2"/>
+      <w:lang w:eastAsia="en-US"/>
+      <w14:ligatures w14:val="standardContextual"/>
+    </w:rPr>
+  </w:style>
+  <w:style w:type="character" w:customStyle="1" w:styleId="IntenseQuoteChar">
+    <w:name w:val="Intense Quote Char"/>
+    <w:basedOn w:val="DefaultParagraphFont"/>
+    <w:link w:val="IntenseQuote"/>
+    <w:uiPriority w:val="30"/>
+    <w:rsid w:val="00892C1F"/>
+    <w:rPr>
+      <w:i/>
+      <w:iCs/>
+      <w:color w:val="0F4761" w:themeColor="accent1" w:themeShade="BF"/>
+    </w:rPr>
+  </w:style>
+  <w:style w:type="character" w:styleId="IntenseReference">
+    <w:name w:val="Intense Reference"/>
+    <w:basedOn w:val="DefaultParagraphFont"/>
+    <w:uiPriority w:val="32"/>
+    <w:qFormat/>
+    <w:rsid w:val="00892C1F"/>
+    <w:rPr>
+      <w:b/>
+      <w:bCs/>
+      <w:smallCaps/>
+      <w:color w:val="0F4761" w:themeColor="accent1" w:themeShade="BF"/>
+      <w:spacing w:val="5"/>
+    </w:rPr>
+  </w:style>
+  <w:style w:type="paragraph" w:customStyle="1" w:styleId="Heading">
+    <w:name w:val="Heading"/>
+    <w:basedOn w:val="Heading3"/>
+    <w:next w:val="BodyText"/>
+    <w:qFormat/>
+    <w:rsid w:val="00F66BA1"/>
+    <w:rPr>
+      <w:b/>
+    </w:rPr>
+  </w:style>
+  <w:style w:type="table" w:styleId="TableGrid">
+    <w:name w:val="Table Grid"/>
+    <w:basedOn w:val="TableNormal"/>
+    <w:uiPriority w:val="59"/>
+    <w:rsid w:val="00892C1F"/>
+    <w:pPr>
+      <w:spacing w:after="0" w:line="240" w:lineRule="auto"/>
+    </w:pPr>
+    <w:rPr>
+      <w:rFonts w:eastAsiaTheme="minorEastAsia"/>
+      <w:kern w:val="0"/>
+      <w:lang w:val="en-US"/>
+      <w14:ligatures w14:val="none"/>
+    </w:rPr>
+    <w:tblPr>
+      <w:tblBorders>
+        <w:top w:val="single" w:sz="4" w:space="0" w:color="auto"/>
+        <w:left w:val="single" w:sz="4" w:space="0" w:color="auto"/>
+        <w:bottom w:val="single" w:sz="4" w:space="0" w:color="auto"/>
+        <w:right w:val="single" w:sz="4" w:space="0" w:color="auto"/>
+        <w:insideH w:val="single" w:sz="4" w:space="0" w:color="auto"/>
+        <w:insideV w:val="single" w:sz="4" w:space="0" w:color="auto"/>
+      </w:tblBorders>
+    </w:tblPr>
+  </w:style>
+  <w:style w:type="character" w:customStyle="1" w:styleId="TextChar">
+    <w:name w:val="Text Char"/>
+    <w:link w:val="Text"/>
+    <w:qFormat/>
+    <w:rsid w:val="00892C1F"/>
+    <w:rPr>
+      <w:rFonts w:ascii="Arial" w:hAnsi="Arial" w:cs="Humanist521BT-Light"/>
+      <w:szCs w:val="18"/>
+    </w:rPr>
+  </w:style>
+  <w:style w:type="paragraph" w:customStyle="1" w:styleId="Text">
+    <w:name w:val="Text"/>
+    <w:basedOn w:val="Normal"/>
+    <w:link w:val="TextChar"/>
+    <w:qFormat/>
+    <w:rsid w:val="00892C1F"/>
+    <w:pPr>
+      <w:tabs>
+        <w:tab w:val="left" w:pos="284"/>
+      </w:tabs>
+      <w:autoSpaceDE w:val="0"/>
+      <w:autoSpaceDN w:val="0"/>
+      <w:adjustRightInd w:val="0"/>
+      <w:spacing w:before="120" w:after="120" w:line="290" w:lineRule="exact"/>
+    </w:pPr>
+    <w:rPr>
+      <w:rFonts w:eastAsiaTheme="minorHAnsi" w:cs="Humanist521BT-Light"/>
+      <w:kern w:val="2"/>
+      <w:szCs w:val="18"/>
+      <w:lang w:eastAsia="en-US"/>
+      <w14:ligatures w14:val="standardContextual"/>
+    </w:rPr>
+  </w:style>
+  <w:style w:type="paragraph" w:customStyle="1" w:styleId="Tablehead">
+    <w:name w:val="Table head"/>
+    <w:basedOn w:val="Normal"/>
+    <w:uiPriority w:val="99"/>
+    <w:qFormat/>
+    <w:rsid w:val="00892C1F"/>
+    <w:pPr>
+      <w:tabs>
+        <w:tab w:val="left" w:pos="284"/>
+      </w:tabs>
+      <w:spacing w:before="60" w:after="60" w:line="280" w:lineRule="exact"/>
+    </w:pPr>
+    <w:rPr>
+      <w:rFonts w:eastAsiaTheme="minorHAnsi" w:cs="Humanist521BT-Light"/>
+      <w:b/>
+      <w:kern w:val="2"/>
+      <w:szCs w:val="18"/>
+      <w:lang w:eastAsia="en-US"/>
+      <w14:ligatures w14:val="standardContextual"/>
+    </w:rPr>
+  </w:style>
+  <w:style w:type="paragraph" w:styleId="BodyText">
+    <w:name w:val="Body Text"/>
+    <w:basedOn w:val="Normal"/>
+    <w:link w:val="BodyTextChar"/>
+    <w:uiPriority w:val="99"/>
+    <w:semiHidden/>
+    <w:unhideWhenUsed/>
+    <w:rsid w:val="00892C1F"/>
+    <w:pPr>
+      <w:spacing w:after="120"/>
+    </w:pPr>
+  </w:style>
+  <w:style w:type="character" w:customStyle="1" w:styleId="BodyTextChar">
+    <w:name w:val="Body Text Char"/>
+    <w:basedOn w:val="DefaultParagraphFont"/>
+    <w:link w:val="BodyText"/>
+    <w:uiPriority w:val="99"/>
+    <w:semiHidden/>
+    <w:rsid w:val="00892C1F"/>
+    <w:rPr>
+      <w:rFonts w:ascii="Arial" w:eastAsiaTheme="minorEastAsia" w:hAnsi="Arial" w:cs="Times New Roman"/>
+      <w:kern w:val="0"/>
+      <w:lang w:eastAsia="en-GB"/>
+      <w14:ligatures w14:val="none"/>
+    </w:rPr>
+  </w:style>
+  <w:style w:type="paragraph" w:styleId="Header">
+    <w:name w:val="header"/>
+    <w:basedOn w:val="Normal"/>
+    <w:link w:val="HeaderChar"/>
+    <w:uiPriority w:val="99"/>
+    <w:unhideWhenUsed/>
+    <w:rsid w:val="001F177C"/>
+    <w:pPr>
+      <w:tabs>
+        <w:tab w:val="center" w:pos="4513"/>
+        <w:tab w:val="right" w:pos="9026"/>
+      </w:tabs>
+    </w:pPr>
+  </w:style>
+  <w:style w:type="character" w:customStyle="1" w:styleId="HeaderChar">
+    <w:name w:val="Header Char"/>
+    <w:basedOn w:val="DefaultParagraphFont"/>
+    <w:link w:val="Header"/>
+    <w:uiPriority w:val="99"/>
+    <w:rsid w:val="001F177C"/>
+    <w:rPr>
+      <w:rFonts w:ascii="Arial" w:eastAsiaTheme="minorEastAsia" w:hAnsi="Arial" w:cs="Times New Roman"/>
+      <w:kern w:val="0"/>
+      <w:lang w:eastAsia="en-GB"/>
+      <w14:ligatures w14:val="none"/>
+    </w:rPr>
+  </w:style>
+  <w:style w:type="paragraph" w:styleId="Footer">
+    <w:name w:val="footer"/>
+    <w:basedOn w:val="Normal"/>
+    <w:link w:val="FooterChar"/>
+    <w:uiPriority w:val="99"/>
+    <w:unhideWhenUsed/>
+    <w:rsid w:val="001F177C"/>
+    <w:pPr>
+      <w:tabs>
+        <w:tab w:val="center" w:pos="4513"/>
+        <w:tab w:val="right" w:pos="9026"/>
+      </w:tabs>
+    </w:pPr>
+  </w:style>
+  <w:style w:type="character" w:customStyle="1" w:styleId="FooterChar">
+    <w:name w:val="Footer Char"/>
+    <w:basedOn w:val="DefaultParagraphFont"/>
+    <w:link w:val="Footer"/>
+    <w:uiPriority w:val="99"/>
+    <w:rsid w:val="001F177C"/>
+    <w:rPr>
+      <w:rFonts w:ascii="Arial" w:eastAsiaTheme="minorEastAsia" w:hAnsi="Arial" w:cs="Times New Roman"/>
+      <w:kern w:val="0"/>
+      <w:lang w:eastAsia="en-GB"/>
+      <w14:ligatures w14:val="none"/>
+    </w:rPr>
+  </w:style>
+  <w:style w:type="character" w:styleId="CommentReference">
+    <w:name w:val="annotation reference"/>
+    <w:basedOn w:val="DefaultParagraphFont"/>
+    <w:uiPriority w:val="99"/>
+    <w:semiHidden/>
+    <w:unhideWhenUsed/>
+    <w:rsid w:val="00F85E48"/>
+    <w:rPr>
+      <w:sz w:val="16"/>
+      <w:szCs w:val="16"/>
+    </w:rPr>
+  </w:style>
+  <w:style w:type="paragraph" w:styleId="CommentText">
+    <w:name w:val="annotation text"/>
+    <w:basedOn w:val="Normal"/>
+    <w:link w:val="CommentTextChar"/>
+    <w:uiPriority w:val="99"/>
+    <w:unhideWhenUsed/>
+    <w:rsid w:val="00F85E48"/>
+    <w:rPr>
+      <w:sz w:val="20"/>
+      <w:szCs w:val="20"/>
+    </w:rPr>
+  </w:style>
+  <w:style w:type="character" w:customStyle="1" w:styleId="CommentTextChar">
+    <w:name w:val="Comment Text Char"/>
+    <w:basedOn w:val="DefaultParagraphFont"/>
+    <w:link w:val="CommentText"/>
+    <w:uiPriority w:val="99"/>
+    <w:rsid w:val="00F85E48"/>
+    <w:rPr>
+      <w:rFonts w:ascii="Arial" w:eastAsiaTheme="minorEastAsia" w:hAnsi="Arial" w:cs="Times New Roman"/>
+      <w:kern w:val="0"/>
+      <w:sz w:val="20"/>
+      <w:szCs w:val="20"/>
+      <w:lang w:eastAsia="en-GB"/>
+      <w14:ligatures w14:val="none"/>
+    </w:rPr>
+  </w:style>
+  <w:style w:type="paragraph" w:styleId="CommentSubject">
+    <w:name w:val="annotation subject"/>
+    <w:basedOn w:val="CommentText"/>
+    <w:next w:val="CommentText"/>
+    <w:link w:val="CommentSubjectChar"/>
+    <w:uiPriority w:val="99"/>
+    <w:semiHidden/>
+    <w:unhideWhenUsed/>
+    <w:rsid w:val="00F85E48"/>
+    <w:rPr>
+      <w:b/>
+      <w:bCs/>
+    </w:rPr>
+  </w:style>
+  <w:style w:type="character" w:customStyle="1" w:styleId="CommentSubjectChar">
+    <w:name w:val="Comment Subject Char"/>
+    <w:basedOn w:val="CommentTextChar"/>
+    <w:link w:val="CommentSubject"/>
+    <w:uiPriority w:val="99"/>
+    <w:semiHidden/>
+    <w:rsid w:val="00F85E48"/>
+    <w:rPr>
+      <w:rFonts w:ascii="Arial" w:eastAsiaTheme="minorEastAsia" w:hAnsi="Arial" w:cs="Times New Roman"/>
+      <w:b/>
+      <w:bCs/>
+      <w:kern w:val="0"/>
+      <w:sz w:val="20"/>
+      <w:szCs w:val="20"/>
+      <w:lang w:eastAsia="en-GB"/>
+      <w14:ligatures w14:val="none"/>
+    </w:rPr>
+  </w:style>
 </w:styles>
 </file>
 
@@ -453,39 +2131,39 @@
         <a:sysClr val="window" lastClr="FFFFFF"/>
       </a:lt1>
       <a:dk2>
-        <a:srgbClr val="44546A"/>
+        <a:srgbClr val="0E2841"/>
       </a:dk2>
       <a:lt2>
-        <a:srgbClr val="E7E6E6"/>
+        <a:srgbClr val="E8E8E8"/>
       </a:lt2>
       <a:accent1>
-        <a:srgbClr val="4472C4"/>
+        <a:srgbClr val="156082"/>
       </a:accent1>
       <a:accent2>
-        <a:srgbClr val="ED7D31"/>
+        <a:srgbClr val="E97132"/>
       </a:accent2>
       <a:accent3>
-        <a:srgbClr val="A5A5A5"/>
+        <a:srgbClr val="196B24"/>
       </a:accent3>
       <a:accent4>
-        <a:srgbClr val="FFC000"/>
+        <a:srgbClr val="0F9ED5"/>
       </a:accent4>
       <a:accent5>
-        <a:srgbClr val="5B9BD5"/>
+        <a:srgbClr val="A02B93"/>
       </a:accent5>
       <a:accent6>
-        <a:srgbClr val="70AD47"/>
+        <a:srgbClr val="4EA72E"/>
       </a:accent6>
       <a:hlink>
-        <a:srgbClr val="0563C1"/>
+        <a:srgbClr val="467886"/>
       </a:hlink>
       <a:folHlink>
-        <a:srgbClr val="954F72"/>
+        <a:srgbClr val="96607D"/>
       </a:folHlink>
     </a:clrScheme>
     <a:fontScheme name="Office">
       <a:majorFont>
-        <a:latin typeface="Calibri Light" panose="020F0302020204030204"/>
+        <a:latin typeface="Aptos Display" panose="02110004020202020204"/>
         <a:ea typeface=""/>
         <a:cs typeface=""/>
         <a:font script="Jpan" typeface="游ゴシック Light"/>
@@ -537,10 +2215,10 @@
         <a:font script="Tfng" typeface="Ebrima"/>
       </a:majorFont>
       <a:minorFont>
-        <a:latin typeface="Calibri" panose="020F0502020204030204"/>
+        <a:latin typeface="Aptos" panose="02110004020202020204"/>
         <a:ea typeface=""/>
         <a:cs typeface=""/>
-        <a:font script="Jpan" typeface="游明朝"/>
+        <a:font script="Jpan" typeface="游ゴシック"/>
         <a:font script="Hang" typeface="맑은 고딕"/>
         <a:font script="Hans" typeface="等线"/>
         <a:font script="Hant" typeface="新細明體"/>
@@ -735,4 +2413,350 @@
     </a:ext>
   </a:extLst>
 </a:theme>
+</file>
+
+<file path=customXml/item1.xml><?xml version="1.0" encoding="utf-8"?>
+<p:properties xmlns:p="http://schemas.microsoft.com/office/2006/metadata/properties" xmlns:xsi="http://www.w3.org/2001/XMLSchema-instance" xmlns:pc="http://schemas.microsoft.com/office/infopath/2007/PartnerControls">
+  <documentManagement>
+    <lcf76f155ced4ddcb4097134ff3c332f xmlns="03002ca9-34ad-434c-ac87-26756c0cdd06">
+      <Terms xmlns="http://schemas.microsoft.com/office/infopath/2007/PartnerControls"/>
+    </lcf76f155ced4ddcb4097134ff3c332f>
+    <TaxCatchAll xmlns="477676f7-3aaa-488c-8018-0d93153801a5" xsi:nil="true"/>
+    <_ip_UnifiedCompliancePolicyUIAction xmlns="http://schemas.microsoft.com/sharepoint/v3" xsi:nil="true"/>
+    <_ip_UnifiedCompliancePolicyProperties xmlns="http://schemas.microsoft.com/sharepoint/v3" xsi:nil="true"/>
+  </documentManagement>
+</p:properties>
+</file>
+
+<file path=customXml/item2.xml><?xml version="1.0" encoding="utf-8"?>
+<?mso-contentType ?>
+<FormTemplates xmlns="http://schemas.microsoft.com/sharepoint/v3/contenttype/forms">
+  <Display>DocumentLibraryForm</Display>
+  <Edit>DocumentLibraryForm</Edit>
+  <New>DocumentLibraryForm</New>
+</FormTemplates>
+</file>
+
+<file path=customXml/item3.xml><?xml version="1.0" encoding="utf-8"?>
+<ct:contentTypeSchema xmlns:ct="http://schemas.microsoft.com/office/2006/metadata/contentType" xmlns:ma="http://schemas.microsoft.com/office/2006/metadata/properties/metaAttributes" ct:_="" ma:_="" ma:contentTypeName="Document" ma:contentTypeID="0x010100074694C6FDE3F8428E531DB9CF9F3F5F" ma:contentTypeVersion="21" ma:contentTypeDescription="Create a new document." ma:contentTypeScope="" ma:versionID="0f5042e39754e3a4fc46a21ac827c658">
+  <xsd:schema xmlns:xsd="http://www.w3.org/2001/XMLSchema" xmlns:xs="http://www.w3.org/2001/XMLSchema" xmlns:p="http://schemas.microsoft.com/office/2006/metadata/properties" xmlns:ns1="http://schemas.microsoft.com/sharepoint/v3" xmlns:ns2="03002ca9-34ad-434c-ac87-26756c0cdd06" xmlns:ns3="477676f7-3aaa-488c-8018-0d93153801a5" targetNamespace="http://schemas.microsoft.com/office/2006/metadata/properties" ma:root="true" ma:fieldsID="3e9ad5d561d7a2e14aa6518fd24ad718" ns1:_="" ns2:_="" ns3:_="">
+    <xsd:import namespace="http://schemas.microsoft.com/sharepoint/v3"/>
+    <xsd:import namespace="03002ca9-34ad-434c-ac87-26756c0cdd06"/>
+    <xsd:import namespace="477676f7-3aaa-488c-8018-0d93153801a5"/>
+    <xsd:element name="properties">
+      <xsd:complexType>
+        <xsd:sequence>
+          <xsd:element name="documentManagement">
+            <xsd:complexType>
+              <xsd:all>
+                <xsd:element ref="ns2:MediaServiceMetadata" minOccurs="0"/>
+                <xsd:element ref="ns2:MediaServiceFastMetadata" minOccurs="0"/>
+                <xsd:element ref="ns2:MediaServiceAutoKeyPoints" minOccurs="0"/>
+                <xsd:element ref="ns2:MediaServiceKeyPoints" minOccurs="0"/>
+                <xsd:element ref="ns3:SharedWithUsers" minOccurs="0"/>
+                <xsd:element ref="ns3:SharedWithDetails" minOccurs="0"/>
+                <xsd:element ref="ns2:MediaServiceAutoTags" minOccurs="0"/>
+                <xsd:element ref="ns2:MediaServiceOCR" minOccurs="0"/>
+                <xsd:element ref="ns2:MediaServiceGenerationTime" minOccurs="0"/>
+                <xsd:element ref="ns2:MediaServiceEventHashCode" minOccurs="0"/>
+                <xsd:element ref="ns2:MediaServiceDateTaken" minOccurs="0"/>
+                <xsd:element ref="ns2:MediaLengthInSeconds" minOccurs="0"/>
+                <xsd:element ref="ns2:MediaServiceLocation" minOccurs="0"/>
+                <xsd:element ref="ns2:lcf76f155ced4ddcb4097134ff3c332f" minOccurs="0"/>
+                <xsd:element ref="ns3:TaxCatchAll" minOccurs="0"/>
+                <xsd:element ref="ns2:MediaServiceObjectDetectorVersions" minOccurs="0"/>
+                <xsd:element ref="ns2:MediaServiceSearchProperties" minOccurs="0"/>
+                <xsd:element ref="ns2:MediaServiceBillingMetadata" minOccurs="0"/>
+                <xsd:element ref="ns1:_ip_UnifiedCompliancePolicyProperties" minOccurs="0"/>
+                <xsd:element ref="ns1:_ip_UnifiedCompliancePolicyUIAction" minOccurs="0"/>
+              </xsd:all>
+            </xsd:complexType>
+          </xsd:element>
+        </xsd:sequence>
+      </xsd:complexType>
+    </xsd:element>
+  </xsd:schema>
+  <xsd:schema xmlns:xsd="http://www.w3.org/2001/XMLSchema" xmlns:xs="http://www.w3.org/2001/XMLSchema" xmlns:dms="http://schemas.microsoft.com/office/2006/documentManagement/types" xmlns:pc="http://schemas.microsoft.com/office/infopath/2007/PartnerControls" targetNamespace="http://schemas.microsoft.com/sharepoint/v3" elementFormDefault="qualified">
+    <xsd:import namespace="http://schemas.microsoft.com/office/2006/documentManagement/types"/>
+    <xsd:import namespace="http://schemas.microsoft.com/office/infopath/2007/PartnerControls"/>
+    <xsd:element name="_ip_UnifiedCompliancePolicyProperties" ma:index="27" nillable="true" ma:displayName="Unified Compliance Policy Properties" ma:hidden="true" ma:internalName="_ip_UnifiedCompliancePolicyProperties">
+      <xsd:simpleType>
+        <xsd:restriction base="dms:Note"/>
+      </xsd:simpleType>
+    </xsd:element>
+    <xsd:element name="_ip_UnifiedCompliancePolicyUIAction" ma:index="28" nillable="true" ma:displayName="Unified Compliance Policy UI Action" ma:hidden="true" ma:internalName="_ip_UnifiedCompliancePolicyUIAction">
+      <xsd:simpleType>
+        <xsd:restriction base="dms:Text"/>
+      </xsd:simpleType>
+    </xsd:element>
+  </xsd:schema>
+  <xsd:schema xmlns:xsd="http://www.w3.org/2001/XMLSchema" xmlns:xs="http://www.w3.org/2001/XMLSchema" xmlns:dms="http://schemas.microsoft.com/office/2006/documentManagement/types" xmlns:pc="http://schemas.microsoft.com/office/infopath/2007/PartnerControls" targetNamespace="03002ca9-34ad-434c-ac87-26756c0cdd06" elementFormDefault="qualified">
+    <xsd:import namespace="http://schemas.microsoft.com/office/2006/documentManagement/types"/>
+    <xsd:import namespace="http://schemas.microsoft.com/office/infopath/2007/PartnerControls"/>
+    <xsd:element name="MediaServiceMetadata" ma:index="8" nillable="true" ma:displayName="MediaServiceMetadata" ma:hidden="true" ma:internalName="MediaServiceMetadata" ma:readOnly="true">
+      <xsd:simpleType>
+        <xsd:restriction base="dms:Note"/>
+      </xsd:simpleType>
+    </xsd:element>
+    <xsd:element name="MediaServiceFastMetadata" ma:index="9" nillable="true" ma:displayName="MediaServiceFastMetadata" ma:hidden="true" ma:internalName="MediaServiceFastMetadata" ma:readOnly="true">
+      <xsd:simpleType>
+        <xsd:restriction base="dms:Note"/>
+      </xsd:simpleType>
+    </xsd:element>
+    <xsd:element name="MediaServiceAutoKeyPoints" ma:index="10" nillable="true" ma:displayName="MediaServiceAutoKeyPoints" ma:hidden="true" ma:internalName="MediaServiceAutoKeyPoints" ma:readOnly="true">
+      <xsd:simpleType>
+        <xsd:restriction base="dms:Note"/>
+      </xsd:simpleType>
+    </xsd:element>
+    <xsd:element name="MediaServiceKeyPoints" ma:index="11" nillable="true" ma:displayName="KeyPoints" ma:internalName="MediaServiceKeyPoints" ma:readOnly="true">
+      <xsd:simpleType>
+        <xsd:restriction base="dms:Note">
+          <xsd:maxLength value="255"/>
+        </xsd:restriction>
+      </xsd:simpleType>
+    </xsd:element>
+    <xsd:element name="MediaServiceAutoTags" ma:index="14" nillable="true" ma:displayName="Tags" ma:internalName="MediaServiceAutoTags" ma:readOnly="true">
+      <xsd:simpleType>
+        <xsd:restriction base="dms:Text"/>
+      </xsd:simpleType>
+    </xsd:element>
+    <xsd:element name="MediaServiceOCR" ma:index="15" nillable="true" ma:displayName="Extracted Text" ma:internalName="MediaServiceOCR" ma:readOnly="true">
+      <xsd:simpleType>
+        <xsd:restriction base="dms:Note">
+          <xsd:maxLength value="255"/>
+        </xsd:restriction>
+      </xsd:simpleType>
+    </xsd:element>
+    <xsd:element name="MediaServiceGenerationTime" ma:index="16" nillable="true" ma:displayName="MediaServiceGenerationTime" ma:hidden="true" ma:internalName="MediaServiceGenerationTime" ma:readOnly="true">
+      <xsd:simpleType>
+        <xsd:restriction base="dms:Text"/>
+      </xsd:simpleType>
+    </xsd:element>
+    <xsd:element name="MediaServiceEventHashCode" ma:index="17" nillable="true" ma:displayName="MediaServiceEventHashCode" ma:hidden="true" ma:internalName="MediaServiceEventHashCode" ma:readOnly="true">
+      <xsd:simpleType>
+        <xsd:restriction base="dms:Text"/>
+      </xsd:simpleType>
+    </xsd:element>
+    <xsd:element name="MediaServiceDateTaken" ma:index="18" nillable="true" ma:displayName="MediaServiceDateTaken" ma:hidden="true" ma:internalName="MediaServiceDateTaken" ma:readOnly="true">
+      <xsd:simpleType>
+        <xsd:restriction base="dms:Text"/>
+      </xsd:simpleType>
+    </xsd:element>
+    <xsd:element name="MediaLengthInSeconds" ma:index="19" nillable="true" ma:displayName="Length (seconds)" ma:internalName="MediaLengthInSeconds" ma:readOnly="true">
+      <xsd:simpleType>
+        <xsd:restriction base="dms:Unknown"/>
+      </xsd:simpleType>
+    </xsd:element>
+    <xsd:element name="MediaServiceLocation" ma:index="20" nillable="true" ma:displayName="Location" ma:internalName="MediaServiceLocation" ma:readOnly="true">
+      <xsd:simpleType>
+        <xsd:restriction base="dms:Text"/>
+      </xsd:simpleType>
+    </xsd:element>
+    <xsd:element name="lcf76f155ced4ddcb4097134ff3c332f" ma:index="22" nillable="true" ma:taxonomy="true" ma:internalName="lcf76f155ced4ddcb4097134ff3c332f" ma:taxonomyFieldName="MediaServiceImageTags" ma:displayName="Image Tags" ma:readOnly="false" ma:fieldId="{5cf76f15-5ced-4ddc-b409-7134ff3c332f}" ma:taxonomyMulti="true" ma:sspId="46342d94-4a90-4c9b-8c88-cb4c8647e98f" ma:termSetId="09814cd3-568e-fe90-9814-8d621ff8fb84" ma:anchorId="fba54fb3-c3e1-fe81-a776-ca4b69148c4d" ma:open="true" ma:isKeyword="false">
+      <xsd:complexType>
+        <xsd:sequence>
+          <xsd:element ref="pc:Terms" minOccurs="0" maxOccurs="1"/>
+        </xsd:sequence>
+      </xsd:complexType>
+    </xsd:element>
+    <xsd:element name="MediaServiceObjectDetectorVersions" ma:index="24" nillable="true" ma:displayName="MediaServiceObjectDetectorVersions" ma:description="" ma:hidden="true" ma:indexed="true" ma:internalName="MediaServiceObjectDetectorVersions" ma:readOnly="true">
+      <xsd:simpleType>
+        <xsd:restriction base="dms:Text"/>
+      </xsd:simpleType>
+    </xsd:element>
+    <xsd:element name="MediaServiceSearchProperties" ma:index="25" nillable="true" ma:displayName="MediaServiceSearchProperties" ma:hidden="true" ma:internalName="MediaServiceSearchProperties" ma:readOnly="true">
+      <xsd:simpleType>
+        <xsd:restriction base="dms:Note"/>
+      </xsd:simpleType>
+    </xsd:element>
+    <xsd:element name="MediaServiceBillingMetadata" ma:index="26" nillable="true" ma:displayName="MediaServiceBillingMetadata" ma:hidden="true" ma:internalName="MediaServiceBillingMetadata" ma:readOnly="true">
+      <xsd:simpleType>
+        <xsd:restriction base="dms:Note"/>
+      </xsd:simpleType>
+    </xsd:element>
+  </xsd:schema>
+  <xsd:schema xmlns:xsd="http://www.w3.org/2001/XMLSchema" xmlns:xs="http://www.w3.org/2001/XMLSchema" xmlns:dms="http://schemas.microsoft.com/office/2006/documentManagement/types" xmlns:pc="http://schemas.microsoft.com/office/infopath/2007/PartnerControls" targetNamespace="477676f7-3aaa-488c-8018-0d93153801a5" elementFormDefault="qualified">
+    <xsd:import namespace="http://schemas.microsoft.com/office/2006/documentManagement/types"/>
+    <xsd:import namespace="http://schemas.microsoft.com/office/infopath/2007/PartnerControls"/>
+    <xsd:element name="SharedWithUsers" ma:index="12" nillable="true" ma:displayName="Shared With" ma:internalName="SharedWithUsers" ma:readOnly="true">
+      <xsd:complexType>
+        <xsd:complexContent>
+          <xsd:extension base="dms:UserMulti">
+            <xsd:sequence>
+              <xsd:element name="UserInfo" minOccurs="0" maxOccurs="unbounded">
+                <xsd:complexType>
+                  <xsd:sequence>
+                    <xsd:element name="DisplayName" type="xsd:string" minOccurs="0"/>
+                    <xsd:element name="AccountId" type="dms:UserId" minOccurs="0" nillable="true"/>
+                    <xsd:element name="AccountType" type="xsd:string" minOccurs="0"/>
+                  </xsd:sequence>
+                </xsd:complexType>
+              </xsd:element>
+            </xsd:sequence>
+          </xsd:extension>
+        </xsd:complexContent>
+      </xsd:complexType>
+    </xsd:element>
+    <xsd:element name="SharedWithDetails" ma:index="13" nillable="true" ma:displayName="Shared With Details" ma:internalName="SharedWithDetails" ma:readOnly="true">
+      <xsd:simpleType>
+        <xsd:restriction base="dms:Note">
+          <xsd:maxLength value="255"/>
+        </xsd:restriction>
+      </xsd:simpleType>
+    </xsd:element>
+    <xsd:element name="TaxCatchAll" ma:index="23" nillable="true" ma:displayName="Taxonomy Catch All Column" ma:hidden="true" ma:list="{f2c00422-94a1-4b1d-81f8-6ce959344e31}" ma:internalName="TaxCatchAll" ma:showField="CatchAllData" ma:web="477676f7-3aaa-488c-8018-0d93153801a5">
+      <xsd:complexType>
+        <xsd:complexContent>
+          <xsd:extension base="dms:MultiChoiceLookup">
+            <xsd:sequence>
+              <xsd:element name="Value" type="dms:Lookup" maxOccurs="unbounded" minOccurs="0" nillable="true"/>
+            </xsd:sequence>
+          </xsd:extension>
+        </xsd:complexContent>
+      </xsd:complexType>
+    </xsd:element>
+  </xsd:schema>
+  <xsd:schema xmlns="http://schemas.openxmlformats.org/package/2006/metadata/core-properties" xmlns:xsd="http://www.w3.org/2001/XMLSchema" xmlns:xsi="http://www.w3.org/2001/XMLSchema-instance" xmlns:dc="http://purl.org/dc/elements/1.1/" xmlns:dcterms="http://purl.org/dc/terms/" xmlns:odoc="http://schemas.microsoft.com/internal/obd" targetNamespace="http://schemas.openxmlformats.org/package/2006/metadata/core-properties" elementFormDefault="qualified" attributeFormDefault="unqualified" blockDefault="#all">
+    <xsd:import namespace="http://purl.org/dc/elements/1.1/" schemaLocation="http://dublincore.org/schemas/xmls/qdc/2003/04/02/dc.xsd"/>
+    <xsd:import namespace="http://purl.org/dc/terms/" schemaLocation="http://dublincore.org/schemas/xmls/qdc/2003/04/02/dcterms.xsd"/>
+    <xsd:element name="coreProperties" type="CT_coreProperties"/>
+    <xsd:complexType name="CT_coreProperties">
+      <xsd:all>
+        <xsd:element ref="dc:creator" minOccurs="0" maxOccurs="1"/>
+        <xsd:element ref="dcterms:created" minOccurs="0" maxOccurs="1"/>
+        <xsd:element ref="dc:identifier" minOccurs="0" maxOccurs="1"/>
+        <xsd:element name="contentType" minOccurs="0" maxOccurs="1" type="xsd:string" ma:index="0" ma:displayName="Content Type"/>
+        <xsd:element ref="dc:title" minOccurs="0" maxOccurs="1" ma:index="4" ma:displayName="Title"/>
+        <xsd:element ref="dc:subject" minOccurs="0" maxOccurs="1"/>
+        <xsd:element ref="dc:description" minOccurs="0" maxOccurs="1"/>
+        <xsd:element name="keywords" minOccurs="0" maxOccurs="1" type="xsd:string"/>
+        <xsd:element ref="dc:language" minOccurs="0" maxOccurs="1"/>
+        <xsd:element name="category" minOccurs="0" maxOccurs="1" type="xsd:string"/>
+        <xsd:element name="version" minOccurs="0" maxOccurs="1" type="xsd:string"/>
+        <xsd:element name="revision" minOccurs="0" maxOccurs="1" type="xsd:string">
+          <xsd:annotation>
+            <xsd:documentation>
+                        This value indicates the number of saves or revisions. The application is responsible for updating this value after each revision.
+                    </xsd:documentation>
+          </xsd:annotation>
+        </xsd:element>
+        <xsd:element name="lastModifiedBy" minOccurs="0" maxOccurs="1" type="xsd:string"/>
+        <xsd:element ref="dcterms:modified" minOccurs="0" maxOccurs="1"/>
+        <xsd:element name="contentStatus" minOccurs="0" maxOccurs="1" type="xsd:string"/>
+      </xsd:all>
+    </xsd:complexType>
+  </xsd:schema>
+  <xs:schema xmlns:pc="http://schemas.microsoft.com/office/infopath/2007/PartnerControls" xmlns:xs="http://www.w3.org/2001/XMLSchema" targetNamespace="http://schemas.microsoft.com/office/infopath/2007/PartnerControls" elementFormDefault="qualified" attributeFormDefault="unqualified">
+    <xs:element name="Person">
+      <xs:complexType>
+        <xs:sequence>
+          <xs:element ref="pc:DisplayName" minOccurs="0"/>
+          <xs:element ref="pc:AccountId" minOccurs="0"/>
+          <xs:element ref="pc:AccountType" minOccurs="0"/>
+        </xs:sequence>
+      </xs:complexType>
+    </xs:element>
+    <xs:element name="DisplayName" type="xs:string"/>
+    <xs:element name="AccountId" type="xs:string"/>
+    <xs:element name="AccountType" type="xs:string"/>
+    <xs:element name="BDCAssociatedEntity">
+      <xs:complexType>
+        <xs:sequence>
+          <xs:element ref="pc:BDCEntity" minOccurs="0" maxOccurs="unbounded"/>
+        </xs:sequence>
+        <xs:attribute ref="pc:EntityNamespace"/>
+        <xs:attribute ref="pc:EntityName"/>
+        <xs:attribute ref="pc:SystemInstanceName"/>
+        <xs:attribute ref="pc:AssociationName"/>
+      </xs:complexType>
+    </xs:element>
+    <xs:attribute name="EntityNamespace" type="xs:string"/>
+    <xs:attribute name="EntityName" type="xs:string"/>
+    <xs:attribute name="SystemInstanceName" type="xs:string"/>
+    <xs:attribute name="AssociationName" type="xs:string"/>
+    <xs:element name="BDCEntity">
+      <xs:complexType>
+        <xs:sequence>
+          <xs:element ref="pc:EntityDisplayName" minOccurs="0"/>
+          <xs:element ref="pc:EntityInstanceReference" minOccurs="0"/>
+          <xs:element ref="pc:EntityId1" minOccurs="0"/>
+          <xs:element ref="pc:EntityId2" minOccurs="0"/>
+          <xs:element ref="pc:EntityId3" minOccurs="0"/>
+          <xs:element ref="pc:EntityId4" minOccurs="0"/>
+          <xs:element ref="pc:EntityId5" minOccurs="0"/>
+        </xs:sequence>
+      </xs:complexType>
+    </xs:element>
+    <xs:element name="EntityDisplayName" type="xs:string"/>
+    <xs:element name="EntityInstanceReference" type="xs:string"/>
+    <xs:element name="EntityId1" type="xs:string"/>
+    <xs:element name="EntityId2" type="xs:string"/>
+    <xs:element name="EntityId3" type="xs:string"/>
+    <xs:element name="EntityId4" type="xs:string"/>
+    <xs:element name="EntityId5" type="xs:string"/>
+    <xs:element name="Terms">
+      <xs:complexType>
+        <xs:sequence>
+          <xs:element ref="pc:TermInfo" minOccurs="0" maxOccurs="unbounded"/>
+        </xs:sequence>
+      </xs:complexType>
+    </xs:element>
+    <xs:element name="TermInfo">
+      <xs:complexType>
+        <xs:sequence>
+          <xs:element ref="pc:TermName" minOccurs="0"/>
+          <xs:element ref="pc:TermId" minOccurs="0"/>
+        </xs:sequence>
+      </xs:complexType>
+    </xs:element>
+    <xs:element name="TermName" type="xs:string"/>
+    <xs:element name="TermId" type="xs:string"/>
+  </xs:schema>
+</ct:contentTypeSchema>
+</file>
+
+<file path=customXml/itemProps1.xml><?xml version="1.0" encoding="utf-8"?>
+<ds:datastoreItem xmlns:ds="http://schemas.openxmlformats.org/officeDocument/2006/customXml" ds:itemID="{8FA2BB78-7E7F-47E4-98EE-7B83F5E70C59}">
+  <ds:schemaRefs>
+    <ds:schemaRef ds:uri="http://schemas.microsoft.com/office/2006/metadata/properties"/>
+    <ds:schemaRef ds:uri="http://schemas.microsoft.com/office/infopath/2007/PartnerControls"/>
+    <ds:schemaRef ds:uri="03002ca9-34ad-434c-ac87-26756c0cdd06"/>
+    <ds:schemaRef ds:uri="477676f7-3aaa-488c-8018-0d93153801a5"/>
+    <ds:schemaRef ds:uri="http://schemas.microsoft.com/sharepoint/v3"/>
+  </ds:schemaRefs>
+</ds:datastoreItem>
+</file>
+
+<file path=customXml/itemProps2.xml><?xml version="1.0" encoding="utf-8"?>
+<ds:datastoreItem xmlns:ds="http://schemas.openxmlformats.org/officeDocument/2006/customXml" ds:itemID="{3090D552-63EF-48E3-A3C5-B15849294E8A}">
+  <ds:schemaRefs>
+    <ds:schemaRef ds:uri="http://schemas.microsoft.com/sharepoint/v3/contenttype/forms"/>
+  </ds:schemaRefs>
+</ds:datastoreItem>
+</file>
+
+<file path=customXml/itemProps3.xml><?xml version="1.0" encoding="utf-8"?>
+<ds:datastoreItem xmlns:ds="http://schemas.openxmlformats.org/officeDocument/2006/customXml" ds:itemID="{B7EE0471-0FF6-4FEE-BA05-1B8E90F0A7F9}">
+  <ds:schemaRefs>
+    <ds:schemaRef ds:uri="http://schemas.microsoft.com/office/2006/metadata/contentType"/>
+    <ds:schemaRef ds:uri="http://schemas.microsoft.com/office/2006/metadata/properties/metaAttributes"/>
+    <ds:schemaRef ds:uri="http://www.w3.org/2001/XMLSchema"/>
+    <ds:schemaRef ds:uri="http://schemas.microsoft.com/office/2006/metadata/properties"/>
+    <ds:schemaRef ds:uri="http://schemas.microsoft.com/sharepoint/v3"/>
+    <ds:schemaRef ds:uri="03002ca9-34ad-434c-ac87-26756c0cdd06"/>
+    <ds:schemaRef ds:uri="477676f7-3aaa-488c-8018-0d93153801a5"/>
+    <ds:schemaRef ds:uri="http://schemas.microsoft.com/office/2006/documentManagement/types"/>
+    <ds:schemaRef ds:uri="http://schemas.microsoft.com/office/infopath/2007/PartnerControls"/>
+    <ds:schemaRef ds:uri="http://schemas.openxmlformats.org/package/2006/metadata/core-properties"/>
+    <ds:schemaRef ds:uri="http://purl.org/dc/elements/1.1/"/>
+    <ds:schemaRef ds:uri="http://purl.org/dc/terms/"/>
+    <ds:schemaRef ds:uri="http://schemas.microsoft.com/internal/obd"/>
+  </ds:schemaRefs>
+</ds:datastoreItem>
+</file>
+
+<file path=docMetadata/LabelInfo.xml><?xml version="1.0" encoding="utf-8"?>
+<clbl:labelList xmlns:clbl="http://schemas.microsoft.com/office/2020/mipLabelMetadata">
+  <clbl:label id="{8cc434d7-97d0-47d3-b5c5-14fe0e33e34b}" enabled="0" method="" siteId="{8cc434d7-97d0-47d3-b5c5-14fe0e33e34b}" removed="1"/>
+</clbl:labelList>
 </file>